--- a/1. Data Representation/EXAM-QUESTION.docx
+++ b/1. Data Representation/EXAM-QUESTION.docx
@@ -3,30 +3,68 @@
 <w:document xmlns:wpc="http://schemas.microsoft.com/office/word/2010/wordprocessingCanvas" xmlns:cx="http://schemas.microsoft.com/office/drawing/2014/chartex" xmlns:cx1="http://schemas.microsoft.com/office/drawing/2015/9/8/chartex" xmlns:cx2="http://schemas.microsoft.com/office/drawing/2015/10/21/chartex" xmlns:cx3="http://schemas.microsoft.com/office/drawing/2016/5/9/chartex" xmlns:cx4="http://schemas.microsoft.com/office/drawing/2016/5/10/chartex" xmlns:cx5="http://schemas.microsoft.com/office/drawing/2016/5/11/chartex" xmlns:cx6="http://schemas.microsoft.com/office/drawing/2016/5/12/chartex" xmlns:cx7="http://schemas.microsoft.com/office/drawing/2016/5/13/chartex" xmlns:cx8="http://schemas.microsoft.com/office/drawing/2016/5/14/chartex" xmlns:mc="http://schemas.openxmlformats.org/markup-compatibility/2006" xmlns:aink="http://schemas.microsoft.com/office/drawing/2016/ink" xmlns:am3d="http://schemas.microsoft.com/office/drawing/2017/model3d" xmlns:o="urn:schemas-microsoft-com:office:office" xmlns:oel="http://schemas.microsoft.com/office/2019/extlst" xmlns:r="http://schemas.openxmlformats.org/officeDocument/2006/relationships" xmlns:m="http://schemas.openxmlformats.org/officeDocument/2006/math" xmlns:v="urn:schemas-microsoft-com:vml" xmlns:wp14="http://schemas.microsoft.com/office/word/2010/wordprocessingDrawing" xmlns:wp="http://schemas.openxmlformats.org/drawingml/2006/wordprocessingDrawing" xmlns:w10="urn:schemas-microsoft-com:office:word" xmlns:w="http://schemas.openxmlformats.org/wordprocessingml/2006/main" xmlns:w14="http://schemas.microsoft.com/office/word/2010/wordml" xmlns:w15="http://schemas.microsoft.com/office/word/2012/wordml" xmlns:w16cex="http://schemas.microsoft.com/office/word/2018/wordml/cex" xmlns:w16cid="http://schemas.microsoft.com/office/word/2016/wordml/cid" xmlns:w16="http://schemas.microsoft.com/office/word/2018/wordml" xmlns:w16du="http://schemas.microsoft.com/office/word/2023/wordml/word16du" xmlns:w16sdtdh="http://schemas.microsoft.com/office/word/2020/wordml/sdtdatahash" xmlns:w16sdtfl="http://schemas.microsoft.com/office/word/2024/wordml/sdtformatlock" xmlns:w16se="http://schemas.microsoft.com/office/word/2015/wordml/symex" xmlns:wpg="http://schemas.microsoft.com/office/word/2010/wordprocessingGroup" xmlns:wpi="http://schemas.microsoft.com/office/word/2010/wordprocessingInk" xmlns:wne="http://schemas.microsoft.com/office/word/2006/wordml" xmlns:wps="http://schemas.microsoft.com/office/word/2010/wordprocessingShape" mc:Ignorable="w14 w15 w16se w16cid w16 w16cex w16sdtdh w16sdtfl w16du wp14">
   <w:body>
     <w:p>
+      <w:pPr>
+        <w:pStyle w:val="Heading1"/>
+      </w:pPr>
       <w:r>
         <w:t>EXAM-STYLE QUESTIONS</w:t>
       </w:r>
     </w:p>
     <w:p/>
     <w:p>
-      <w:r>
-        <w:t>1 Identify two items of data that would be included in the header of a packet of data.</w:t>
-      </w:r>
-    </w:p>
-    <w:p>
-      <w:r>
-        <w:t>Answer: Two items of the header are: destination IP address and Type of protocol used by the packet.</w:t>
+      <w:pPr>
+        <w:pStyle w:val="Title"/>
+      </w:pPr>
+      <w:r>
+        <w:t xml:space="preserve">Question </w:t>
+      </w:r>
+      <w:r>
+        <w:t>1</w:t>
+      </w:r>
+      <w:r>
+        <w:t>.</w:t>
+      </w:r>
+    </w:p>
+    <w:p>
+      <w:r>
+        <w:t xml:space="preserve"> Identify two items of data that would be included in the header of a packet of data.</w:t>
+      </w:r>
+    </w:p>
+    <w:p>
+      <w:r>
+        <w:t xml:space="preserve">Answer: </w:t>
+      </w:r>
+    </w:p>
+    <w:p>
+      <w:r>
+        <w:t>Two items of the header are: destination IP address and Type of protocol used by the packet.</w:t>
       </w:r>
     </w:p>
     <w:p/>
     <w:p>
-      <w:r>
-        <w:t>2. Explain why and how packets of data are reordered after packet switching has been used to transmit data across a network.</w:t>
-      </w:r>
-    </w:p>
-    <w:p>
-      <w:r>
-        <w:t>Answer: Packets need to be reordered because they arrive at the destination in a di</w:t>
+      <w:pPr>
+        <w:pStyle w:val="Title"/>
+      </w:pPr>
+      <w:r>
+        <w:t>Question</w:t>
+      </w:r>
+      <w:r>
+        <w:t xml:space="preserve">2. </w:t>
+      </w:r>
+    </w:p>
+    <w:p>
+      <w:r>
+        <w:t>Explain why and how packets of data are reordered after packet switching has been used to transmit data across a network.</w:t>
+      </w:r>
+    </w:p>
+    <w:p>
+      <w:r>
+        <w:t xml:space="preserve">Answer: </w:t>
+      </w:r>
+    </w:p>
+    <w:p>
+      <w:r>
+        <w:t>Packets need to be reordered because they arrive at the destination in a di</w:t>
       </w:r>
       <w:r>
         <w:t>sordered form from the source</w:t>
@@ -43,8 +81,19 @@
     </w:p>
     <w:p/>
     <w:p>
-      <w:r>
-        <w:t>3 Describe how data is transmitted using serial half-duplex data transmission.</w:t>
+      <w:pPr>
+        <w:pStyle w:val="Title"/>
+      </w:pPr>
+      <w:r>
+        <w:t xml:space="preserve">Question </w:t>
+      </w:r>
+      <w:r>
+        <w:t xml:space="preserve">3 </w:t>
+      </w:r>
+    </w:p>
+    <w:p>
+      <w:r>
+        <w:t>Describe how data is transmitted using serial half-duplex data transmission.</w:t>
       </w:r>
     </w:p>
     <w:p>
@@ -53,24 +102,44 @@
       </w:r>
     </w:p>
     <w:p>
-      <w:r>
-        <w:t xml:space="preserve">4. Give </w:t>
-      </w:r>
-      <w:r>
-        <w:t>tw</w:t>
-      </w:r>
-      <w:r>
-        <w:t>o benefits of using the USB interface to connect hardware devices to a computer.</w:t>
-      </w:r>
-    </w:p>
-    <w:p>
-      <w:r>
-        <w:t>Answer: The two benefits of the USB interface to connect hardware devices to a computer is: firstly, high speed, USB enables the single/communication among the devices very fast. Secondly, The Plug and Play, by the USB interface computers automatically detect the external devices and load the correct driver for it without manual setup.</w:t>
-      </w:r>
-    </w:p>
-    <w:p>
-      <w:r>
-        <w:t>5 A company has a central file server that is located 500m away from the main office where employees work at their computers.</w:t>
+      <w:pPr>
+        <w:pStyle w:val="Title"/>
+      </w:pPr>
+      <w:r>
+        <w:t xml:space="preserve">Question </w:t>
+      </w:r>
+      <w:r>
+        <w:t xml:space="preserve">4. </w:t>
+      </w:r>
+    </w:p>
+    <w:p>
+      <w:r>
+        <w:t>Give two benefits of using the USB interface to connect hardware devices to a computer.</w:t>
+      </w:r>
+    </w:p>
+    <w:p>
+      <w:r>
+        <w:t xml:space="preserve">Answer: The two benefits of the USB interface to connect hardware devices to a computer is: firstly, high speed, USB enables the single/communication among the devices very fast. Secondly, The Plug and </w:t>
+      </w:r>
+      <w:r>
+        <w:lastRenderedPageBreak/>
+        <w:t>Play, by the USB interface computers automatically detect the external devices and load the correct driver for it without manual setup.</w:t>
+      </w:r>
+    </w:p>
+    <w:p>
+      <w:pPr>
+        <w:pStyle w:val="Title"/>
+      </w:pPr>
+      <w:r>
+        <w:t xml:space="preserve">Question </w:t>
+      </w:r>
+      <w:r>
+        <w:t>5</w:t>
+      </w:r>
+    </w:p>
+    <w:p>
+      <w:r>
+        <w:t xml:space="preserve"> A company has a central file server that is located 500m away from the main office where employees work at their computers.</w:t>
       </w:r>
     </w:p>
     <w:p>
@@ -88,7 +157,12 @@
     </w:p>
     <w:p>
       <w:r>
-        <w:t xml:space="preserve">Answer: The parallel full-duplex method of data transmission will be the most suitable for the given scenario. As it is not too far away from the office, Parallel connection will make it fast and as the employees need the data to send and receive at the same time the full-duplex method </w:t>
+        <w:t xml:space="preserve">Answer: </w:t>
+      </w:r>
+    </w:p>
+    <w:p>
+      <w:r>
+        <w:t xml:space="preserve">The parallel full-duplex method of data transmission will be the most suitable for the given scenario. As it is not too far away from the office, Parallel connection will make it fast and as the employees need the data to send and receive at the same time the full-duplex method </w:t>
       </w:r>
       <w:proofErr w:type="gramStart"/>
       <w:r>
@@ -101,12 +175,22 @@
     </w:p>
     <w:p>
       <w:r>
-        <w:t>6 Four statements are given about error detection methods.</w:t>
-      </w:r>
-    </w:p>
-    <w:p>
-      <w:r>
-        <w:lastRenderedPageBreak/>
+        <w:t xml:space="preserve">Question </w:t>
+      </w:r>
+      <w:r>
+        <w:t>6</w:t>
+      </w:r>
+      <w:r>
+        <w:t>.</w:t>
+      </w:r>
+    </w:p>
+    <w:p>
+      <w:r>
+        <w:t xml:space="preserve"> Four statements are given about error detection methods.</w:t>
+      </w:r>
+    </w:p>
+    <w:p>
+      <w:r>
         <w:t>Tick to show which statement applies to which error detection method. Some statements may apply to more than one error detection method.</w:t>
       </w:r>
     </w:p>
@@ -475,7 +559,11 @@
               <w:jc w:val="center"/>
             </w:pPr>
             <w:r>
-              <w:t>This method sends data back from the receiver to the sender to compare the data to check for errors.</w:t>
+              <w:t xml:space="preserve">This method sends data back from the receiver to the sender </w:t>
+            </w:r>
+            <w:r>
+              <w:lastRenderedPageBreak/>
+              <w:t>to compare the data to check for errors.</w:t>
             </w:r>
           </w:p>
           <w:p>
@@ -544,12 +632,23 @@
     </w:p>
     <w:p>
       <w:pPr>
+        <w:pStyle w:val="Title"/>
+      </w:pPr>
+      <w:r>
+        <w:t xml:space="preserve">Question </w:t>
+      </w:r>
+      <w:r>
+        <w:t xml:space="preserve">7. </w:t>
+      </w:r>
+    </w:p>
+    <w:p>
+      <w:pPr>
         <w:tabs>
           <w:tab w:val="left" w:pos="1517"/>
         </w:tabs>
       </w:pPr>
       <w:r>
-        <w:t>7. The given paragraph describes how data is encrypted using symmetric encryption.</w:t>
+        <w:t>The given paragraph describes how data is encrypted using symmetric encryption.</w:t>
       </w:r>
     </w:p>
     <w:p>
@@ -720,7 +819,6 @@
         <w:ind w:left="360"/>
       </w:pPr>
       <w:r>
-        <w:lastRenderedPageBreak/>
         <w:t>Before encryption the data is known as</w:t>
       </w:r>
       <w:r>
@@ -785,10 +883,7 @@
         <w:t xml:space="preserve"> </w:t>
       </w:r>
       <w:r>
-        <w:t>using</w:t>
-      </w:r>
-      <w:r>
-        <w:t xml:space="preserve"> </w:t>
+        <w:t xml:space="preserve">using </w:t>
       </w:r>
       <w:r>
         <w:rPr>
@@ -1445,7 +1540,7 @@
     <w:link w:val="Heading1Char"/>
     <w:uiPriority w:val="9"/>
     <w:qFormat/>
-    <w:rsid w:val="00676D27"/>
+    <w:rsid w:val="003E7A16"/>
     <w:pPr>
       <w:keepNext/>
       <w:keepLines/>
@@ -1454,7 +1549,8 @@
     </w:pPr>
     <w:rPr>
       <w:rFonts w:asciiTheme="majorHAnsi" w:eastAsiaTheme="majorEastAsia" w:hAnsiTheme="majorHAnsi" w:cstheme="majorBidi"/>
-      <w:color w:val="365F91" w:themeColor="accent1" w:themeShade="BF"/>
+      <w:b/>
+      <w:color w:val="0D0D0D" w:themeColor="text1" w:themeTint="F2"/>
       <w:sz w:val="40"/>
       <w:szCs w:val="40"/>
     </w:rPr>
@@ -1640,6 +1736,7 @@
   <w:style w:type="character" w:default="1" w:styleId="DefaultParagraphFont">
     <w:name w:val="Default Paragraph Font"/>
     <w:uiPriority w:val="1"/>
+    <w:semiHidden/>
     <w:unhideWhenUsed/>
   </w:style>
   <w:style w:type="table" w:default="1" w:styleId="TableNormal">
@@ -1668,10 +1765,11 @@
     <w:basedOn w:val="DefaultParagraphFont"/>
     <w:link w:val="Heading1"/>
     <w:uiPriority w:val="9"/>
-    <w:rsid w:val="00676D27"/>
+    <w:rsid w:val="003E7A16"/>
     <w:rPr>
       <w:rFonts w:asciiTheme="majorHAnsi" w:eastAsiaTheme="majorEastAsia" w:hAnsiTheme="majorHAnsi" w:cstheme="majorBidi"/>
-      <w:color w:val="365F91" w:themeColor="accent1" w:themeShade="BF"/>
+      <w:b/>
+      <w:color w:val="0D0D0D" w:themeColor="text1" w:themeTint="F2"/>
       <w:sz w:val="40"/>
       <w:szCs w:val="40"/>
     </w:rPr>
@@ -2393,4 +2491,16 @@
   <a:objectDefaults/>
   <a:extraClrSchemeLst/>
 </a:theme>
+</file>
+
+<file path=customXml/item1.xml><?xml version="1.0" encoding="utf-8"?>
+<b:Sources xmlns:b="http://schemas.openxmlformats.org/officeDocument/2006/bibliography" xmlns="http://schemas.openxmlformats.org/officeDocument/2006/bibliography" SelectedStyle="\APASixthEditionOfficeOnline.xsl" StyleName="APA" Version="6"/>
+</file>
+
+<file path=customXml/itemProps1.xml><?xml version="1.0" encoding="utf-8"?>
+<ds:datastoreItem xmlns:ds="http://schemas.openxmlformats.org/officeDocument/2006/customXml" ds:itemID="{F02828ED-D6C3-4B96-B4F7-78C255CDD85F}">
+  <ds:schemaRefs>
+    <ds:schemaRef ds:uri="http://schemas.openxmlformats.org/officeDocument/2006/bibliography"/>
+  </ds:schemaRefs>
+</ds:datastoreItem>
 </file>
--- a/1. Data Representation/EXAM-QUESTION.docx
+++ b/1. Data Representation/EXAM-QUESTION.docx
@@ -16,437 +16,878 @@
         <w:pStyle w:val="Title"/>
       </w:pPr>
       <w:r>
-        <w:t xml:space="preserve">Question </w:t>
-      </w:r>
-      <w:r>
-        <w:t>1</w:t>
-      </w:r>
-      <w:r>
-        <w:t>.</w:t>
-      </w:r>
-    </w:p>
-    <w:p>
-      <w:r>
-        <w:t xml:space="preserve"> Identify two items of data that would be included in the header of a packet of data.</w:t>
-      </w:r>
-    </w:p>
-    <w:p>
-      <w:r>
-        <w:t xml:space="preserve">Answer: </w:t>
-      </w:r>
-    </w:p>
-    <w:p>
-      <w:r>
-        <w:t>Two items of the header are: destination IP address and Type of protocol used by the packet.</w:t>
+        <w:t>Question</w:t>
+      </w:r>
+      <w:r>
+        <w:t>1.</w:t>
+      </w:r>
+    </w:p>
+    <w:p>
+      <w:r>
+        <w:t xml:space="preserve"> There are two different types of data, known as analogue data and digital data.</w:t>
+      </w:r>
+    </w:p>
+    <w:p>
+      <w:pPr>
+        <w:pStyle w:val="ListParagraph"/>
+        <w:numPr>
+          <w:ilvl w:val="0"/>
+          <w:numId w:val="2"/>
+        </w:numPr>
+      </w:pPr>
+      <w:r>
+        <w:t>State what is meant by analogue data.</w:t>
+      </w:r>
+    </w:p>
+    <w:p>
+      <w:pPr>
+        <w:pStyle w:val="ListParagraph"/>
+      </w:pPr>
+      <w:r>
+        <w:t>The data in continuous form that human brains can understand for example, watching to a speed clock, listening to music and tasting a piece of meat.</w:t>
+      </w:r>
+    </w:p>
+    <w:p>
+      <w:pPr>
+        <w:pStyle w:val="ListParagraph"/>
+        <w:numPr>
+          <w:ilvl w:val="0"/>
+          <w:numId w:val="2"/>
+        </w:numPr>
+      </w:pPr>
+      <w:r>
+        <w:t>State what is meant by digital data.</w:t>
+      </w:r>
+    </w:p>
+    <w:p>
+      <w:pPr>
+        <w:ind w:left="720"/>
+      </w:pPr>
+      <w:r>
+        <w:t>The data in discrete form which is readable by computer in binary form (0 or 1).</w:t>
+      </w:r>
+    </w:p>
+    <w:p>
+      <w:pPr>
+        <w:pStyle w:val="Title"/>
+      </w:pPr>
+      <w:r>
+        <w:t>Question</w:t>
+      </w:r>
+      <w:r>
+        <w:t>2.</w:t>
+      </w:r>
+    </w:p>
+    <w:p>
+      <w:r>
+        <w:t xml:space="preserve"> Describe the difference between a denary number system and a binary number system.</w:t>
+      </w:r>
+    </w:p>
+    <w:p>
+      <w:r>
+        <w:tab/>
+        <w:t xml:space="preserve">Denary </w:t>
+      </w:r>
+      <w:r>
+        <w:t xml:space="preserve">Number system uses the base of 10 include the numbers: 0, 1, 2, 3, 4, 5, 6, 7, 8, 9. Denary numbers are used in daily life counting, simple mathematical calculation etc. While Binary number system uses the base of 2 include only two numbers: 0,1. Binary numbers are used in machines that is why it is called machine language. </w:t>
+      </w:r>
+    </w:p>
+    <w:p>
+      <w:pPr>
+        <w:pStyle w:val="Title"/>
+      </w:pPr>
+      <w:r>
+        <w:t>Question</w:t>
+      </w:r>
+      <w:r>
+        <w:t>3.</w:t>
+      </w:r>
+    </w:p>
+    <w:p>
+      <w:r>
+        <w:t xml:space="preserve"> A music venue has a small display screen built into the top of each seat. The display screen displays the number of the seat. Each seat number is displayed as hexadecimal.</w:t>
+      </w:r>
+    </w:p>
+    <w:p>
+      <w:r>
+        <w:t>a. Convert the two given seat numbers into 12-bit binary values.</w:t>
+      </w:r>
+    </w:p>
+    <w:p>
+      <w:pPr>
+        <w:pStyle w:val="ListParagraph"/>
+        <w:numPr>
+          <w:ilvl w:val="0"/>
+          <w:numId w:val="1"/>
+        </w:numPr>
+      </w:pPr>
+      <w:r>
+        <w:t>21A</w:t>
+      </w:r>
+    </w:p>
+    <w:p>
+      <w:pPr>
+        <w:pStyle w:val="ListParagraph"/>
+        <w:numPr>
+          <w:ilvl w:val="1"/>
+          <w:numId w:val="1"/>
+        </w:numPr>
+      </w:pPr>
+      <w:r>
+        <w:t>0010 0001 1010</w:t>
+      </w:r>
+    </w:p>
+    <w:p>
+      <w:pPr>
+        <w:pStyle w:val="ListParagraph"/>
+        <w:numPr>
+          <w:ilvl w:val="0"/>
+          <w:numId w:val="1"/>
+        </w:numPr>
+      </w:pPr>
+      <w:r>
+        <w:t>90D</w:t>
+      </w:r>
+    </w:p>
+    <w:p>
+      <w:pPr>
+        <w:pStyle w:val="ListParagraph"/>
+        <w:numPr>
+          <w:ilvl w:val="1"/>
+          <w:numId w:val="1"/>
+        </w:numPr>
+      </w:pPr>
+      <w:r>
+        <w:t>1001 0000 1101</w:t>
+      </w:r>
+    </w:p>
+    <w:p>
+      <w:r>
+        <w:t>b. Write the seat number that would be displayed for the binary number 000010011100.</w:t>
+      </w:r>
+    </w:p>
+    <w:p>
+      <w:pPr>
+        <w:pStyle w:val="ListParagraph"/>
+        <w:numPr>
+          <w:ilvl w:val="0"/>
+          <w:numId w:val="3"/>
+        </w:numPr>
+      </w:pPr>
+      <w:r>
+        <w:t>09A</w:t>
+      </w:r>
+    </w:p>
+    <w:p>
+      <w:pPr>
+        <w:pStyle w:val="Title"/>
+      </w:pPr>
+      <w:r>
+        <w:t>Question</w:t>
+      </w:r>
+      <w:r>
+        <w:t>4.</w:t>
+      </w:r>
+    </w:p>
+    <w:p>
+      <w:r>
+        <w:t xml:space="preserve"> Two registers store the given 8-bit binary values. Register 1 stores 00110111 and register 2 stores 01110011.</w:t>
       </w:r>
     </w:p>
     <w:p/>
     <w:p>
       <w:pPr>
-        <w:pStyle w:val="Title"/>
-      </w:pPr>
-      <w:r>
-        <w:t>Question</w:t>
-      </w:r>
-      <w:r>
-        <w:t xml:space="preserve">2. </w:t>
-      </w:r>
-    </w:p>
-    <w:p>
-      <w:r>
-        <w:t>Explain why and how packets of data are reordered after packet switching has been used to transmit data across a network.</w:t>
-      </w:r>
-    </w:p>
-    <w:p>
-      <w:r>
-        <w:t xml:space="preserve">Answer: </w:t>
-      </w:r>
-    </w:p>
-    <w:p>
-      <w:r>
-        <w:t>Packets need to be reordered because they arrive at the destination in a di</w:t>
-      </w:r>
-      <w:r>
-        <w:t>sordered form from the source</w:t>
-      </w:r>
-      <w:r>
-        <w:t xml:space="preserve">. This happen because different packets may travel along different routes </w:t>
-      </w:r>
-      <w:r>
-        <w:t>over the network and</w:t>
-      </w:r>
-      <w:r>
-        <w:t xml:space="preserve"> experience different delays during transmission. Each packet contains a sequence number in its header, which the receiving device uses to rearrange the packets into their correct order before reconstructing the original data.</w:t>
-      </w:r>
-    </w:p>
-    <w:p/>
-    <w:p>
-      <w:pPr>
-        <w:pStyle w:val="Title"/>
-      </w:pPr>
-      <w:r>
-        <w:t xml:space="preserve">Question </w:t>
-      </w:r>
-      <w:r>
-        <w:t xml:space="preserve">3 </w:t>
-      </w:r>
-    </w:p>
-    <w:p>
-      <w:r>
-        <w:t>Describe how data is transmitted using serial half-duplex data transmission.</w:t>
-      </w:r>
-    </w:p>
-    <w:p>
-      <w:r>
-        <w:t>Answer: Serial half-duplex data transmission is a method of data transmission where a single bit is sent in both way but not at the same time.</w:t>
-      </w:r>
-    </w:p>
-    <w:p>
-      <w:pPr>
-        <w:pStyle w:val="Title"/>
-      </w:pPr>
-      <w:r>
-        <w:t xml:space="preserve">Question </w:t>
-      </w:r>
-      <w:r>
-        <w:t xml:space="preserve">4. </w:t>
-      </w:r>
-    </w:p>
-    <w:p>
-      <w:r>
-        <w:t>Give two benefits of using the USB interface to connect hardware devices to a computer.</w:t>
-      </w:r>
-    </w:p>
-    <w:p>
-      <w:r>
-        <w:t xml:space="preserve">Answer: The two benefits of the USB interface to connect hardware devices to a computer is: firstly, high speed, USB enables the single/communication among the devices very fast. Secondly, The Plug and </w:t>
-      </w:r>
+        <w:pStyle w:val="ListParagraph"/>
+        <w:numPr>
+          <w:ilvl w:val="0"/>
+          <w:numId w:val="4"/>
+        </w:numPr>
+      </w:pPr>
       <w:r>
         <w:lastRenderedPageBreak/>
-        <w:t>Play, by the USB interface computers automatically detect the external devices and load the correct driver for it without manual setup.</w:t>
-      </w:r>
-    </w:p>
-    <w:p>
-      <w:pPr>
-        <w:pStyle w:val="Title"/>
-      </w:pPr>
-      <w:r>
-        <w:t xml:space="preserve">Question </w:t>
-      </w:r>
-      <w:r>
-        <w:t>5</w:t>
-      </w:r>
-    </w:p>
-    <w:p>
-      <w:r>
-        <w:t xml:space="preserve"> A company has a central file server that is located 500m away from the main office where employees work at their computers.</w:t>
-      </w:r>
-    </w:p>
-    <w:p>
-      <w:r>
-        <w:t>Employees send and retrieve files to and from the file server on a daily basis, often at the same time.</w:t>
-      </w:r>
-    </w:p>
-    <w:p>
-      <w:r>
-        <w:t>Identify the type of data transmission that would be most suitable for the given context. Explain why this would be the most suitable method of transmission.</w:t>
-      </w:r>
-      <w:r>
-        <w:t xml:space="preserve"> </w:t>
-      </w:r>
-    </w:p>
-    <w:p>
-      <w:r>
-        <w:t xml:space="preserve">Answer: </w:t>
-      </w:r>
-    </w:p>
-    <w:p>
-      <w:r>
-        <w:t xml:space="preserve">The parallel full-duplex method of data transmission will be the most suitable for the given scenario. As it is not too far away from the office, Parallel connection will make it fast and as the employees need the data to send and receive at the same time the full-duplex method </w:t>
-      </w:r>
-      <w:proofErr w:type="gramStart"/>
-      <w:r>
-        <w:t>make</w:t>
-      </w:r>
-      <w:proofErr w:type="gramEnd"/>
-      <w:r>
-        <w:t xml:space="preserve"> it possible.</w:t>
-      </w:r>
-    </w:p>
-    <w:p>
-      <w:r>
-        <w:t xml:space="preserve">Question </w:t>
-      </w:r>
-      <w:r>
-        <w:t>6</w:t>
-      </w:r>
-      <w:r>
-        <w:t>.</w:t>
-      </w:r>
-    </w:p>
-    <w:p>
-      <w:r>
-        <w:t xml:space="preserve"> Four statements are given about error detection methods.</w:t>
-      </w:r>
-    </w:p>
-    <w:p>
-      <w:r>
-        <w:t>Tick to show which statement applies to which error detection method. Some statements may apply to more than one error detection method.</w:t>
-      </w:r>
-    </w:p>
-    <w:p/>
+        <w:t xml:space="preserve">Add the two binary values and write the result of the calculation. Show all your working. </w:t>
+      </w:r>
+    </w:p>
     <w:tbl>
       <w:tblPr>
-        <w:tblStyle w:val="ListTable5Dark-Accent1"/>
+        <w:tblStyle w:val="TableGrid"/>
         <w:tblW w:w="0" w:type="auto"/>
-        <w:tblBorders>
-          <w:top w:val="single" w:sz="4" w:space="0" w:color="auto"/>
-          <w:left w:val="single" w:sz="4" w:space="0" w:color="auto"/>
-          <w:bottom w:val="single" w:sz="4" w:space="0" w:color="auto"/>
-          <w:right w:val="single" w:sz="4" w:space="0" w:color="auto"/>
-          <w:insideH w:val="single" w:sz="4" w:space="0" w:color="auto"/>
-          <w:insideV w:val="single" w:sz="4" w:space="0" w:color="auto"/>
-        </w:tblBorders>
+        <w:tblInd w:w="2411" w:type="dxa"/>
         <w:tblLook w:val="04A0" w:firstRow="1" w:lastRow="0" w:firstColumn="1" w:lastColumn="0" w:noHBand="0" w:noVBand="1"/>
       </w:tblPr>
       <w:tblGrid>
-        <w:gridCol w:w="2350"/>
-        <w:gridCol w:w="2344"/>
-        <w:gridCol w:w="2328"/>
-        <w:gridCol w:w="2328"/>
+        <w:gridCol w:w="2300"/>
       </w:tblGrid>
       <w:tr>
         <w:trPr>
-          <w:cnfStyle w:val="100000000000" w:firstRow="1" w:lastRow="0" w:firstColumn="0" w:lastColumn="0" w:oddVBand="0" w:evenVBand="0" w:oddHBand="0" w:evenHBand="0" w:firstRowFirstColumn="0" w:firstRowLastColumn="0" w:lastRowFirstColumn="0" w:lastRowLastColumn="0"/>
+          <w:trHeight w:val="283"/>
         </w:trPr>
         <w:tc>
           <w:tcPr>
-            <w:cnfStyle w:val="001000000100" w:firstRow="0" w:lastRow="0" w:firstColumn="1" w:lastColumn="0" w:oddVBand="0" w:evenVBand="0" w:oddHBand="0" w:evenHBand="0" w:firstRowFirstColumn="1" w:firstRowLastColumn="0" w:lastRowFirstColumn="0" w:lastRowLastColumn="0"/>
-            <w:tcW w:w="2394" w:type="dxa"/>
-            <w:tcBorders>
-              <w:bottom w:val="none" w:sz="0" w:space="0" w:color="auto"/>
-              <w:right w:val="none" w:sz="0" w:space="0" w:color="auto"/>
-            </w:tcBorders>
+            <w:tcW w:w="2300" w:type="dxa"/>
+          </w:tcPr>
+          <w:p>
+            <w:pPr>
+              <w:pStyle w:val="ListParagraph"/>
+              <w:ind w:left="0"/>
+            </w:pPr>
+            <w:r>
+              <w:t xml:space="preserve">                 00110111</w:t>
+            </w:r>
+          </w:p>
+        </w:tc>
+      </w:tr>
+      <w:tr>
+        <w:trPr>
+          <w:trHeight w:val="292"/>
+        </w:trPr>
+        <w:tc>
+          <w:tcPr>
+            <w:tcW w:w="2300" w:type="dxa"/>
+          </w:tcPr>
+          <w:p>
+            <w:pPr>
+              <w:pStyle w:val="ListParagraph"/>
+              <w:ind w:left="0"/>
+            </w:pPr>
+            <w:r>
+              <w:t xml:space="preserve">  +             01110011</w:t>
+            </w:r>
+          </w:p>
+        </w:tc>
+      </w:tr>
+      <w:tr>
+        <w:trPr>
+          <w:trHeight w:val="292"/>
+        </w:trPr>
+        <w:tc>
+          <w:tcPr>
+            <w:tcW w:w="2300" w:type="dxa"/>
+          </w:tcPr>
+          <w:p>
+            <w:pPr>
+              <w:pStyle w:val="ListParagraph"/>
+              <w:ind w:left="0"/>
+            </w:pPr>
+            <w:r>
+              <w:t xml:space="preserve">                 10111010</w:t>
+            </w:r>
+          </w:p>
+        </w:tc>
+      </w:tr>
+    </w:tbl>
+    <w:p>
+      <w:pPr>
+        <w:pStyle w:val="ListParagraph"/>
+      </w:pPr>
+    </w:p>
+    <w:p>
+      <w:pPr>
+        <w:pStyle w:val="ListParagraph"/>
+        <w:numPr>
+          <w:ilvl w:val="0"/>
+          <w:numId w:val="4"/>
+        </w:numPr>
+      </w:pPr>
+      <w:r>
+        <w:t xml:space="preserve">A logical left shift of three places is performed on Register 1. Write the contents of register </w:t>
+      </w:r>
+      <w:r>
+        <w:t>1</w:t>
+      </w:r>
+      <w:r>
+        <w:t xml:space="preserve"> after the logical shift has been performed.</w:t>
+      </w:r>
+    </w:p>
+    <w:tbl>
+      <w:tblPr>
+        <w:tblStyle w:val="TableGrid"/>
+        <w:tblW w:w="0" w:type="auto"/>
+        <w:tblInd w:w="3573" w:type="dxa"/>
+        <w:tblLook w:val="04A0" w:firstRow="1" w:lastRow="0" w:firstColumn="1" w:lastColumn="0" w:noHBand="0" w:noVBand="1"/>
+      </w:tblPr>
+      <w:tblGrid>
+        <w:gridCol w:w="2216"/>
+      </w:tblGrid>
+      <w:tr>
+        <w:trPr>
+          <w:trHeight w:val="271"/>
+        </w:trPr>
+        <w:tc>
+          <w:tcPr>
+            <w:tcW w:w="2216" w:type="dxa"/>
+          </w:tcPr>
+          <w:p>
+            <w:pPr>
+              <w:pStyle w:val="ListParagraph"/>
+              <w:ind w:left="0"/>
+            </w:pPr>
+            <w:r>
+              <w:t xml:space="preserve">             00110111</w:t>
+            </w:r>
+          </w:p>
+        </w:tc>
+      </w:tr>
+      <w:tr>
+        <w:trPr>
+          <w:trHeight w:val="279"/>
+        </w:trPr>
+        <w:tc>
+          <w:tcPr>
+            <w:tcW w:w="2216" w:type="dxa"/>
+          </w:tcPr>
+          <w:p>
+            <w:pPr>
+              <w:pStyle w:val="ListParagraph"/>
+              <w:ind w:left="0"/>
+            </w:pPr>
+            <w:r>
+              <w:t xml:space="preserve">             110111</w:t>
+            </w:r>
+            <w:r>
+              <w:rPr>
+                <w:color w:val="EE0000"/>
+              </w:rPr>
+              <w:t>00</w:t>
+            </w:r>
+          </w:p>
+        </w:tc>
+      </w:tr>
+    </w:tbl>
+    <w:p>
+      <w:pPr>
+        <w:pStyle w:val="ListParagraph"/>
+      </w:pPr>
+    </w:p>
+    <w:p/>
+    <w:p>
+      <w:pPr>
+        <w:pStyle w:val="Title"/>
+      </w:pPr>
+      <w:r>
+        <w:t>Question</w:t>
+      </w:r>
+      <w:r>
+        <w:t>5.</w:t>
+      </w:r>
+    </w:p>
+    <w:p>
+      <w:r>
+        <w:t xml:space="preserve"> Show how the value</w:t>
+      </w:r>
+      <w:r>
+        <w:t xml:space="preserve"> </w:t>
+      </w:r>
+      <w:r>
+        <w:t>-28 is represented in binary using two's complement. Show all your working.</w:t>
+      </w:r>
+    </w:p>
+    <w:tbl>
+      <w:tblPr>
+        <w:tblStyle w:val="TableGrid"/>
+        <w:tblpPr w:leftFromText="180" w:rightFromText="180" w:vertAnchor="text" w:horzAnchor="page" w:tblpX="4329" w:tblpY="392"/>
+        <w:tblW w:w="0" w:type="auto"/>
+        <w:tblLook w:val="04A0" w:firstRow="1" w:lastRow="0" w:firstColumn="1" w:lastColumn="0" w:noHBand="0" w:noVBand="1"/>
+      </w:tblPr>
+      <w:tblGrid>
+        <w:gridCol w:w="3672"/>
+      </w:tblGrid>
+      <w:tr>
+        <w:trPr>
+          <w:trHeight w:val="290"/>
+        </w:trPr>
+        <w:tc>
+          <w:tcPr>
+            <w:tcW w:w="3672" w:type="dxa"/>
+          </w:tcPr>
+          <w:p>
+            <w:r>
+              <w:t>28 in Binary                    00011100</w:t>
+            </w:r>
+          </w:p>
+        </w:tc>
+      </w:tr>
+      <w:tr>
+        <w:trPr>
+          <w:trHeight w:val="301"/>
+        </w:trPr>
+        <w:tc>
+          <w:tcPr>
+            <w:tcW w:w="3672" w:type="dxa"/>
+          </w:tcPr>
+          <w:p>
+            <w:r>
+              <w:t>Splitting the value         11100011</w:t>
+            </w:r>
+          </w:p>
+        </w:tc>
+      </w:tr>
+      <w:tr>
+        <w:trPr>
+          <w:trHeight w:val="301"/>
+        </w:trPr>
+        <w:tc>
+          <w:tcPr>
+            <w:tcW w:w="3672" w:type="dxa"/>
+          </w:tcPr>
+          <w:p>
+            <w:r>
+              <w:t>Add one to output        11100100</w:t>
+            </w:r>
+          </w:p>
+        </w:tc>
+      </w:tr>
+    </w:tbl>
+    <w:p>
+      <w:r>
+        <w:tab/>
+      </w:r>
+      <w:r>
+        <w:tab/>
+      </w:r>
+    </w:p>
+    <w:p/>
+    <w:p/>
+    <w:p>
+      <w:pPr>
+        <w:pStyle w:val="Title"/>
+      </w:pPr>
+      <w:r>
+        <w:t>Question</w:t>
+      </w:r>
+      <w:r>
+        <w:t>6.</w:t>
+      </w:r>
+    </w:p>
+    <w:p>
+      <w:r>
+        <w:t xml:space="preserve"> A student wants to store some images that they have taken with their digital camera. They do not have enough storage space on their external hard disk drive to store the images at their current file size.</w:t>
+      </w:r>
+    </w:p>
+    <w:p>
+      <w:pPr>
+        <w:pStyle w:val="ListParagraph"/>
+        <w:numPr>
+          <w:ilvl w:val="0"/>
+          <w:numId w:val="5"/>
+        </w:numPr>
+      </w:pPr>
+      <w:r>
+        <w:t>State how the student can reduce the amount of data stored for each image.</w:t>
+      </w:r>
+    </w:p>
+    <w:p>
+      <w:pPr>
+        <w:pStyle w:val="ListParagraph"/>
+      </w:pPr>
+      <w:r>
+        <w:t xml:space="preserve">The student can apply compression to reduce the file size so that can </w:t>
+      </w:r>
+      <w:proofErr w:type="gramStart"/>
+      <w:r>
+        <w:t>stored</w:t>
+      </w:r>
+      <w:proofErr w:type="gramEnd"/>
+      <w:r>
+        <w:t xml:space="preserve"> less amount of data.</w:t>
+      </w:r>
+    </w:p>
+    <w:p>
+      <w:r>
+        <w:t xml:space="preserve">b. The student has 20 images to store, that have a resolution of 150x250 and a </w:t>
+      </w:r>
+      <w:proofErr w:type="spellStart"/>
+      <w:r>
+        <w:t>colour</w:t>
+      </w:r>
+      <w:proofErr w:type="spellEnd"/>
+      <w:r>
+        <w:t xml:space="preserve"> depth of 16-bit.</w:t>
+      </w:r>
+    </w:p>
+    <w:p>
+      <w:r>
+        <w:t>Calculate the size of the file that will store the images in MiB</w:t>
+      </w:r>
+      <w:r>
+        <w:t>.</w:t>
+      </w:r>
+    </w:p>
+    <w:p>
+      <w:r>
+        <w:tab/>
+        <w:t>Number of Images ----------- 20</w:t>
+      </w:r>
+    </w:p>
+    <w:p>
+      <w:r>
+        <w:tab/>
+        <w:t>Resolution of the image ------------- 150x250</w:t>
+      </w:r>
+    </w:p>
+    <w:p>
+      <w:r>
+        <w:tab/>
+        <w:t>Color depth------------------- 16 bit.</w:t>
+      </w:r>
+    </w:p>
+    <w:p>
+      <w:r>
+        <w:tab/>
+        <w:t>Total size in bits = 20 x 150 x 250 x 16</w:t>
+      </w:r>
+    </w:p>
+    <w:p>
+      <w:r>
+        <w:tab/>
+      </w:r>
+      <w:r>
+        <w:tab/>
+      </w:r>
+      <w:r>
+        <w:tab/>
+        <w:t>= 12,000,000</w:t>
+      </w:r>
+    </w:p>
+    <w:p>
+      <w:pPr>
+        <w:rPr>
+          <w:rFonts w:cstheme="minorHAnsi"/>
+        </w:rPr>
+      </w:pPr>
+      <w:r>
+        <w:tab/>
+        <w:t xml:space="preserve">Size in Mib = (12,000,000 </w:t>
+      </w:r>
+      <w:r>
+        <w:rPr>
+          <w:rFonts w:cstheme="minorHAnsi"/>
+        </w:rPr>
+        <w:t>÷</w:t>
+      </w:r>
+      <w:r>
+        <w:t xml:space="preserve"> 1024) </w:t>
+      </w:r>
+      <w:r>
+        <w:rPr>
+          <w:rFonts w:cstheme="minorHAnsi"/>
+        </w:rPr>
+        <w:t xml:space="preserve">÷ 1024             </w:t>
+      </w:r>
+      <w:r>
+        <w:rPr>
+          <w:rFonts w:cstheme="minorHAnsi"/>
+        </w:rPr>
+        <w:tab/>
+      </w:r>
+      <w:r>
+        <w:rPr>
+          <w:rFonts w:cstheme="minorHAnsi"/>
+        </w:rPr>
+        <w:tab/>
+      </w:r>
+      <w:r>
+        <w:rPr>
+          <w:rFonts w:cstheme="minorHAnsi"/>
+        </w:rPr>
+        <w:tab/>
+      </w:r>
+      <w:r>
+        <w:rPr>
+          <w:rFonts w:cstheme="minorHAnsi"/>
+        </w:rPr>
+        <w:tab/>
+      </w:r>
+      <w:r>
+        <w:rPr>
+          <w:rFonts w:cstheme="minorHAnsi"/>
+        </w:rPr>
+        <w:tab/>
+      </w:r>
+      <w:r>
+        <w:rPr>
+          <w:rFonts w:cstheme="minorHAnsi"/>
+        </w:rPr>
+        <w:tab/>
+      </w:r>
+      <w:r>
+        <w:rPr>
+          <w:rFonts w:cstheme="minorHAnsi"/>
+        </w:rPr>
+        <w:tab/>
+      </w:r>
+      <w:r>
+        <w:rPr>
+          <w:rFonts w:cstheme="minorHAnsi"/>
+        </w:rPr>
+        <w:tab/>
+      </w:r>
+      <w:r>
+        <w:rPr>
+          <w:rFonts w:cstheme="minorHAnsi"/>
+        </w:rPr>
+        <w:tab/>
+        <w:t xml:space="preserve">     =   11.44 Mib                                                                                                                            </w:t>
+      </w:r>
+    </w:p>
+    <w:p/>
+    <w:p>
+      <w:pPr>
+        <w:pStyle w:val="Title"/>
+      </w:pPr>
+      <w:r>
+        <w:t>Question</w:t>
+      </w:r>
+      <w:r>
+        <w:t xml:space="preserve">7. </w:t>
+      </w:r>
+    </w:p>
+    <w:p>
+      <w:r>
+        <w:t>A blogger displays images of their daily life on their blog. They also have sound files of hints and tips that they record available on their blog.</w:t>
+      </w:r>
+    </w:p>
+    <w:p>
+      <w:pPr>
+        <w:pStyle w:val="ListParagraph"/>
+        <w:numPr>
+          <w:ilvl w:val="0"/>
+          <w:numId w:val="6"/>
+        </w:numPr>
+      </w:pPr>
+      <w:r>
+        <w:t>The blogger compresses the images that they display on their blog. Give two benefits of compressing an image file</w:t>
+      </w:r>
+      <w:r>
+        <w:t>.</w:t>
+      </w:r>
+      <w:r>
+        <w:tab/>
+      </w:r>
+    </w:p>
+    <w:p>
+      <w:pPr>
+        <w:pStyle w:val="ListParagraph"/>
+        <w:numPr>
+          <w:ilvl w:val="1"/>
+          <w:numId w:val="6"/>
+        </w:numPr>
+      </w:pPr>
+      <w:r>
+        <w:t>The images will take less amount of storage to store in the device</w:t>
+      </w:r>
+    </w:p>
+    <w:p>
+      <w:pPr>
+        <w:pStyle w:val="ListParagraph"/>
+        <w:numPr>
+          <w:ilvl w:val="1"/>
+          <w:numId w:val="6"/>
+        </w:numPr>
+      </w:pPr>
+      <w:r>
+        <w:t xml:space="preserve">It will take a very small amount of time to upload or download. </w:t>
+      </w:r>
+    </w:p>
+    <w:p>
+      <w:r>
+        <w:t>b. The blogger uses lossless compression to compress the sound file on their blog.</w:t>
+      </w:r>
+    </w:p>
+    <w:p>
+      <w:r>
+        <w:t>Explain how lossless compression will compress the sound file that the blogger makes available on their blog</w:t>
+      </w:r>
+      <w:r>
+        <w:t>.</w:t>
+      </w:r>
+    </w:p>
+    <w:p>
+      <w:r>
+        <w:tab/>
+        <w:t xml:space="preserve">The lossless compression use the </w:t>
+      </w:r>
+      <w:r>
+        <w:t xml:space="preserve">algorithm to reduce the file size and  </w:t>
+      </w:r>
+      <w:r>
+        <w:t>to compress the file not to delete its parts permanently as the lossy compression</w:t>
+      </w:r>
+      <w:r>
+        <w:t xml:space="preserve">. </w:t>
+      </w:r>
+    </w:p>
+    <w:p/>
+    <w:p>
+      <w:pPr>
+        <w:pStyle w:val="Title"/>
+      </w:pPr>
+      <w:r>
+        <w:t>Question</w:t>
+      </w:r>
+      <w:r>
+        <w:t>8</w:t>
+      </w:r>
+      <w:r>
+        <w:t>.</w:t>
+      </w:r>
+      <w:r>
+        <w:t xml:space="preserve"> </w:t>
+      </w:r>
+    </w:p>
+    <w:p>
+      <w:r>
+        <w:t>Four file sizes are given.</w:t>
+      </w:r>
+    </w:p>
+    <w:p/>
+    <w:p>
+      <w:r>
+        <w:t>Tick to show which file size is the largest.</w:t>
+      </w:r>
+    </w:p>
+    <w:tbl>
+      <w:tblPr>
+        <w:tblStyle w:val="TableGrid"/>
+        <w:tblW w:w="0" w:type="auto"/>
+        <w:tblInd w:w="2159" w:type="dxa"/>
+        <w:tblLook w:val="04A0" w:firstRow="1" w:lastRow="0" w:firstColumn="1" w:lastColumn="0" w:noHBand="0" w:noVBand="1"/>
+      </w:tblPr>
+      <w:tblGrid>
+        <w:gridCol w:w="3256"/>
+        <w:gridCol w:w="3252"/>
+      </w:tblGrid>
+      <w:tr>
+        <w:trPr>
+          <w:trHeight w:val="297"/>
+        </w:trPr>
+        <w:tc>
+          <w:tcPr>
+            <w:tcW w:w="3256" w:type="dxa"/>
             <w:vAlign w:val="center"/>
+          </w:tcPr>
+          <w:p>
+            <w:pPr>
+              <w:jc w:val="center"/>
+              <w:rPr>
+                <w:highlight w:val="yellow"/>
+              </w:rPr>
+            </w:pPr>
+            <w:r>
+              <w:rPr>
+                <w:highlight w:val="yellow"/>
+              </w:rPr>
+              <w:t>File Size</w:t>
+            </w:r>
+          </w:p>
+        </w:tc>
+        <w:tc>
+          <w:tcPr>
+            <w:tcW w:w="3252" w:type="dxa"/>
+            <w:vAlign w:val="center"/>
+          </w:tcPr>
+          <w:p>
+            <w:pPr>
+              <w:jc w:val="center"/>
+              <w:rPr>
+                <w:highlight w:val="yellow"/>
+              </w:rPr>
+            </w:pPr>
+            <w:r>
+              <w:rPr>
+                <w:highlight w:val="yellow"/>
+              </w:rPr>
+              <w:t>Tick the largest file size</w:t>
+            </w:r>
+          </w:p>
+        </w:tc>
+      </w:tr>
+      <w:tr>
+        <w:trPr>
+          <w:trHeight w:val="307"/>
+        </w:trPr>
+        <w:tc>
+          <w:tcPr>
+            <w:tcW w:w="3256" w:type="dxa"/>
           </w:tcPr>
           <w:p>
             <w:pPr>
               <w:jc w:val="center"/>
             </w:pPr>
             <w:r>
-              <w:t>Statement</w:t>
+              <w:t>1GiB</w:t>
             </w:r>
           </w:p>
         </w:tc>
         <w:tc>
           <w:tcPr>
-            <w:tcW w:w="2394" w:type="dxa"/>
-            <w:tcBorders>
-              <w:bottom w:val="none" w:sz="0" w:space="0" w:color="auto"/>
-            </w:tcBorders>
-            <w:vAlign w:val="center"/>
-          </w:tcPr>
-          <w:p>
-            <w:pPr>
-              <w:jc w:val="center"/>
-              <w:cnfStyle w:val="100000000000" w:firstRow="1" w:lastRow="0" w:firstColumn="0" w:lastColumn="0" w:oddVBand="0" w:evenVBand="0" w:oddHBand="0" w:evenHBand="0" w:firstRowFirstColumn="0" w:firstRowLastColumn="0" w:lastRowFirstColumn="0" w:lastRowLastColumn="0"/>
-            </w:pPr>
-            <w:r>
-              <w:t>Checksum</w:t>
-            </w:r>
-          </w:p>
-        </w:tc>
-        <w:tc>
-          <w:tcPr>
-            <w:tcW w:w="2394" w:type="dxa"/>
-            <w:tcBorders>
-              <w:bottom w:val="none" w:sz="0" w:space="0" w:color="auto"/>
-            </w:tcBorders>
-            <w:vAlign w:val="center"/>
-          </w:tcPr>
-          <w:p>
-            <w:pPr>
-              <w:jc w:val="center"/>
-              <w:cnfStyle w:val="100000000000" w:firstRow="1" w:lastRow="0" w:firstColumn="0" w:lastColumn="0" w:oddVBand="0" w:evenVBand="0" w:oddHBand="0" w:evenHBand="0" w:firstRowFirstColumn="0" w:firstRowLastColumn="0" w:lastRowFirstColumn="0" w:lastRowLastColumn="0"/>
-            </w:pPr>
-            <w:r>
-              <w:t>Echo Check</w:t>
-            </w:r>
-          </w:p>
-        </w:tc>
-        <w:tc>
-          <w:tcPr>
-            <w:tcW w:w="2394" w:type="dxa"/>
-            <w:tcBorders>
-              <w:bottom w:val="none" w:sz="0" w:space="0" w:color="auto"/>
-            </w:tcBorders>
-            <w:vAlign w:val="center"/>
-          </w:tcPr>
-          <w:p>
-            <w:pPr>
-              <w:jc w:val="center"/>
-              <w:cnfStyle w:val="100000000000" w:firstRow="1" w:lastRow="0" w:firstColumn="0" w:lastColumn="0" w:oddVBand="0" w:evenVBand="0" w:oddHBand="0" w:evenHBand="0" w:firstRowFirstColumn="0" w:firstRowLastColumn="0" w:lastRowFirstColumn="0" w:lastRowLastColumn="0"/>
-            </w:pPr>
-            <w:r>
-              <w:t>Parity Check</w:t>
-            </w:r>
-          </w:p>
-        </w:tc>
-      </w:tr>
-      <w:tr>
-        <w:trPr>
-          <w:cnfStyle w:val="000000100000" w:firstRow="0" w:lastRow="0" w:firstColumn="0" w:lastColumn="0" w:oddVBand="0" w:evenVBand="0" w:oddHBand="1" w:evenHBand="0" w:firstRowFirstColumn="0" w:firstRowLastColumn="0" w:lastRowFirstColumn="0" w:lastRowLastColumn="0"/>
-        </w:trPr>
-        <w:tc>
-          <w:tcPr>
-            <w:cnfStyle w:val="001000000000" w:firstRow="0" w:lastRow="0" w:firstColumn="1" w:lastColumn="0" w:oddVBand="0" w:evenVBand="0" w:oddHBand="0" w:evenHBand="0" w:firstRowFirstColumn="0" w:firstRowLastColumn="0" w:lastRowFirstColumn="0" w:lastRowLastColumn="0"/>
-            <w:tcW w:w="2394" w:type="dxa"/>
-            <w:tcBorders>
-              <w:top w:val="none" w:sz="0" w:space="0" w:color="auto"/>
-              <w:bottom w:val="none" w:sz="0" w:space="0" w:color="auto"/>
-              <w:right w:val="none" w:sz="0" w:space="0" w:color="auto"/>
-            </w:tcBorders>
-            <w:vAlign w:val="center"/>
+            <w:tcW w:w="3252" w:type="dxa"/>
           </w:tcPr>
           <w:p>
             <w:pPr>
               <w:jc w:val="center"/>
             </w:pPr>
           </w:p>
+        </w:tc>
+      </w:tr>
+      <w:tr>
+        <w:trPr>
+          <w:trHeight w:val="297"/>
+        </w:trPr>
+        <w:tc>
+          <w:tcPr>
+            <w:tcW w:w="3256" w:type="dxa"/>
+          </w:tcPr>
           <w:p>
             <w:pPr>
               <w:jc w:val="center"/>
             </w:pPr>
             <w:r>
-              <w:t>This method checks for errors in data after it has been transmitted</w:t>
+              <w:t>2033 bytes</w:t>
             </w:r>
           </w:p>
         </w:tc>
         <w:tc>
           <w:tcPr>
-            <w:tcW w:w="2394" w:type="dxa"/>
-            <w:tcBorders>
-              <w:top w:val="none" w:sz="0" w:space="0" w:color="auto"/>
-              <w:bottom w:val="none" w:sz="0" w:space="0" w:color="auto"/>
-            </w:tcBorders>
-            <w:vAlign w:val="center"/>
-          </w:tcPr>
-          <w:p>
-            <w:pPr>
-              <w:jc w:val="center"/>
-              <w:cnfStyle w:val="000000100000" w:firstRow="0" w:lastRow="0" w:firstColumn="0" w:lastColumn="0" w:oddVBand="0" w:evenVBand="0" w:oddHBand="1" w:evenHBand="0" w:firstRowFirstColumn="0" w:firstRowLastColumn="0" w:lastRowFirstColumn="0" w:lastRowLastColumn="0"/>
-            </w:pPr>
-            <w:r>
-              <w:rPr>
-                <w:rFonts w:cstheme="minorHAnsi"/>
-                <w:sz w:val="48"/>
-                <w:szCs w:val="48"/>
-              </w:rPr>
-              <w:t>●</w:t>
-            </w:r>
-          </w:p>
-        </w:tc>
-        <w:tc>
-          <w:tcPr>
-            <w:tcW w:w="2394" w:type="dxa"/>
-            <w:tcBorders>
-              <w:top w:val="none" w:sz="0" w:space="0" w:color="auto"/>
-              <w:bottom w:val="none" w:sz="0" w:space="0" w:color="auto"/>
-            </w:tcBorders>
-            <w:vAlign w:val="center"/>
-          </w:tcPr>
-          <w:p>
-            <w:pPr>
-              <w:jc w:val="center"/>
-              <w:cnfStyle w:val="000000100000" w:firstRow="0" w:lastRow="0" w:firstColumn="0" w:lastColumn="0" w:oddVBand="0" w:evenVBand="0" w:oddHBand="1" w:evenHBand="0" w:firstRowFirstColumn="0" w:firstRowLastColumn="0" w:lastRowFirstColumn="0" w:lastRowLastColumn="0"/>
-            </w:pPr>
-          </w:p>
-        </w:tc>
-        <w:tc>
-          <w:tcPr>
-            <w:tcW w:w="2394" w:type="dxa"/>
-            <w:tcBorders>
-              <w:top w:val="none" w:sz="0" w:space="0" w:color="auto"/>
-              <w:bottom w:val="none" w:sz="0" w:space="0" w:color="auto"/>
-            </w:tcBorders>
-            <w:vAlign w:val="center"/>
-          </w:tcPr>
-          <w:p>
-            <w:pPr>
-              <w:jc w:val="center"/>
-              <w:cnfStyle w:val="000000100000" w:firstRow="0" w:lastRow="0" w:firstColumn="0" w:lastColumn="0" w:oddVBand="0" w:evenVBand="0" w:oddHBand="1" w:evenHBand="0" w:firstRowFirstColumn="0" w:firstRowLastColumn="0" w:lastRowFirstColumn="0" w:lastRowLastColumn="0"/>
-            </w:pPr>
-          </w:p>
-        </w:tc>
-      </w:tr>
-      <w:tr>
-        <w:tc>
-          <w:tcPr>
-            <w:cnfStyle w:val="001000000000" w:firstRow="0" w:lastRow="0" w:firstColumn="1" w:lastColumn="0" w:oddVBand="0" w:evenVBand="0" w:oddHBand="0" w:evenHBand="0" w:firstRowFirstColumn="0" w:firstRowLastColumn="0" w:lastRowFirstColumn="0" w:lastRowLastColumn="0"/>
-            <w:tcW w:w="2394" w:type="dxa"/>
-            <w:tcBorders>
-              <w:right w:val="none" w:sz="0" w:space="0" w:color="auto"/>
-            </w:tcBorders>
-            <w:vAlign w:val="center"/>
+            <w:tcW w:w="3252" w:type="dxa"/>
           </w:tcPr>
           <w:p>
             <w:pPr>
               <w:jc w:val="center"/>
             </w:pPr>
           </w:p>
+        </w:tc>
+      </w:tr>
+      <w:tr>
+        <w:trPr>
+          <w:trHeight w:val="391"/>
+        </w:trPr>
+        <w:tc>
+          <w:tcPr>
+            <w:tcW w:w="3256" w:type="dxa"/>
+          </w:tcPr>
           <w:p>
             <w:pPr>
               <w:jc w:val="center"/>
             </w:pPr>
             <w:r>
-              <w:t>This method can use an odd or even process.</w:t>
+              <w:t>1050MiB</w:t>
             </w:r>
           </w:p>
+        </w:tc>
+        <w:tc>
+          <w:tcPr>
+            <w:tcW w:w="3252" w:type="dxa"/>
+          </w:tcPr>
           <w:p>
             <w:pPr>
               <w:jc w:val="center"/>
             </w:pPr>
-          </w:p>
-        </w:tc>
-        <w:tc>
-          <w:tcPr>
-            <w:tcW w:w="2394" w:type="dxa"/>
-            <w:vAlign w:val="center"/>
-          </w:tcPr>
-          <w:p>
-            <w:pPr>
-              <w:jc w:val="center"/>
-              <w:cnfStyle w:val="000000000000" w:firstRow="0" w:lastRow="0" w:firstColumn="0" w:lastColumn="0" w:oddVBand="0" w:evenVBand="0" w:oddHBand="0" w:evenHBand="0" w:firstRowFirstColumn="0" w:firstRowLastColumn="0" w:lastRowFirstColumn="0" w:lastRowLastColumn="0"/>
-            </w:pPr>
-          </w:p>
-        </w:tc>
-        <w:tc>
-          <w:tcPr>
-            <w:tcW w:w="2394" w:type="dxa"/>
-            <w:vAlign w:val="center"/>
-          </w:tcPr>
-          <w:p>
-            <w:pPr>
-              <w:jc w:val="center"/>
-              <w:cnfStyle w:val="000000000000" w:firstRow="0" w:lastRow="0" w:firstColumn="0" w:lastColumn="0" w:oddVBand="0" w:evenVBand="0" w:oddHBand="0" w:evenHBand="0" w:firstRowFirstColumn="0" w:firstRowLastColumn="0" w:lastRowFirstColumn="0" w:lastRowLastColumn="0"/>
-            </w:pPr>
-          </w:p>
-        </w:tc>
-        <w:tc>
-          <w:tcPr>
-            <w:tcW w:w="2394" w:type="dxa"/>
-            <w:vAlign w:val="center"/>
-          </w:tcPr>
-          <w:p>
-            <w:pPr>
-              <w:jc w:val="center"/>
-              <w:cnfStyle w:val="000000000000" w:firstRow="0" w:lastRow="0" w:firstColumn="0" w:lastColumn="0" w:oddVBand="0" w:evenVBand="0" w:oddHBand="0" w:evenHBand="0" w:firstRowFirstColumn="0" w:firstRowLastColumn="0" w:lastRowFirstColumn="0" w:lastRowLastColumn="0"/>
-            </w:pPr>
             <w:r>
               <w:rPr>
                 <w:rFonts w:cstheme="minorHAnsi"/>
-                <w:sz w:val="48"/>
-                <w:szCs w:val="48"/>
+                <w:sz w:val="28"/>
+                <w:szCs w:val="28"/>
               </w:rPr>
               <w:t>●</w:t>
             </w:r>
@@ -455,164 +896,28 @@
       </w:tr>
       <w:tr>
         <w:trPr>
-          <w:cnfStyle w:val="000000100000" w:firstRow="0" w:lastRow="0" w:firstColumn="0" w:lastColumn="0" w:oddVBand="0" w:evenVBand="0" w:oddHBand="1" w:evenHBand="0" w:firstRowFirstColumn="0" w:firstRowLastColumn="0" w:lastRowFirstColumn="0" w:lastRowLastColumn="0"/>
+          <w:trHeight w:val="297"/>
         </w:trPr>
         <w:tc>
           <w:tcPr>
-            <w:cnfStyle w:val="001000000000" w:firstRow="0" w:lastRow="0" w:firstColumn="1" w:lastColumn="0" w:oddVBand="0" w:evenVBand="0" w:oddHBand="0" w:evenHBand="0" w:firstRowFirstColumn="0" w:firstRowLastColumn="0" w:lastRowFirstColumn="0" w:lastRowLastColumn="0"/>
-            <w:tcW w:w="2394" w:type="dxa"/>
-            <w:tcBorders>
-              <w:top w:val="none" w:sz="0" w:space="0" w:color="auto"/>
-              <w:bottom w:val="none" w:sz="0" w:space="0" w:color="auto"/>
-              <w:right w:val="none" w:sz="0" w:space="0" w:color="auto"/>
-            </w:tcBorders>
-            <w:vAlign w:val="center"/>
+            <w:tcW w:w="3256" w:type="dxa"/>
           </w:tcPr>
           <w:p>
             <w:pPr>
               <w:jc w:val="center"/>
             </w:pPr>
             <w:r>
-              <w:t>This method uses a value that is calculated from the data to check for errors.</w:t>
-            </w:r>
-          </w:p>
-          <w:p>
-            <w:pPr>
-              <w:jc w:val="center"/>
-            </w:pPr>
-          </w:p>
-        </w:tc>
-        <w:tc>
-          <w:tcPr>
-            <w:tcW w:w="2394" w:type="dxa"/>
-            <w:tcBorders>
-              <w:top w:val="none" w:sz="0" w:space="0" w:color="auto"/>
-              <w:bottom w:val="none" w:sz="0" w:space="0" w:color="auto"/>
-            </w:tcBorders>
-            <w:vAlign w:val="center"/>
-          </w:tcPr>
-          <w:p>
-            <w:pPr>
-              <w:jc w:val="center"/>
-              <w:cnfStyle w:val="000000100000" w:firstRow="0" w:lastRow="0" w:firstColumn="0" w:lastColumn="0" w:oddVBand="0" w:evenVBand="0" w:oddHBand="1" w:evenHBand="0" w:firstRowFirstColumn="0" w:firstRowLastColumn="0" w:lastRowFirstColumn="0" w:lastRowLastColumn="0"/>
-            </w:pPr>
-            <w:r>
-              <w:rPr>
-                <w:rFonts w:cstheme="minorHAnsi"/>
-                <w:sz w:val="48"/>
-                <w:szCs w:val="48"/>
-              </w:rPr>
-              <w:t>●</w:t>
+              <w:t>1500 KiB</w:t>
             </w:r>
           </w:p>
         </w:tc>
         <w:tc>
           <w:tcPr>
-            <w:tcW w:w="2394" w:type="dxa"/>
-            <w:tcBorders>
-              <w:top w:val="none" w:sz="0" w:space="0" w:color="auto"/>
-              <w:bottom w:val="none" w:sz="0" w:space="0" w:color="auto"/>
-            </w:tcBorders>
-            <w:vAlign w:val="center"/>
+            <w:tcW w:w="3252" w:type="dxa"/>
           </w:tcPr>
           <w:p>
             <w:pPr>
               <w:jc w:val="center"/>
-              <w:cnfStyle w:val="000000100000" w:firstRow="0" w:lastRow="0" w:firstColumn="0" w:lastColumn="0" w:oddVBand="0" w:evenVBand="0" w:oddHBand="1" w:evenHBand="0" w:firstRowFirstColumn="0" w:firstRowLastColumn="0" w:lastRowFirstColumn="0" w:lastRowLastColumn="0"/>
-            </w:pPr>
-          </w:p>
-        </w:tc>
-        <w:tc>
-          <w:tcPr>
-            <w:tcW w:w="2394" w:type="dxa"/>
-            <w:tcBorders>
-              <w:top w:val="none" w:sz="0" w:space="0" w:color="auto"/>
-              <w:bottom w:val="none" w:sz="0" w:space="0" w:color="auto"/>
-            </w:tcBorders>
-            <w:vAlign w:val="center"/>
-          </w:tcPr>
-          <w:p>
-            <w:pPr>
-              <w:jc w:val="center"/>
-              <w:cnfStyle w:val="000000100000" w:firstRow="0" w:lastRow="0" w:firstColumn="0" w:lastColumn="0" w:oddVBand="0" w:evenVBand="0" w:oddHBand="1" w:evenHBand="0" w:firstRowFirstColumn="0" w:firstRowLastColumn="0" w:lastRowFirstColumn="0" w:lastRowLastColumn="0"/>
-            </w:pPr>
-          </w:p>
-        </w:tc>
-      </w:tr>
-      <w:tr>
-        <w:tc>
-          <w:tcPr>
-            <w:cnfStyle w:val="001000000000" w:firstRow="0" w:lastRow="0" w:firstColumn="1" w:lastColumn="0" w:oddVBand="0" w:evenVBand="0" w:oddHBand="0" w:evenHBand="0" w:firstRowFirstColumn="0" w:firstRowLastColumn="0" w:lastRowFirstColumn="0" w:lastRowLastColumn="0"/>
-            <w:tcW w:w="2394" w:type="dxa"/>
-            <w:tcBorders>
-              <w:right w:val="none" w:sz="0" w:space="0" w:color="auto"/>
-            </w:tcBorders>
-            <w:vAlign w:val="center"/>
-          </w:tcPr>
-          <w:p>
-            <w:pPr>
-              <w:jc w:val="center"/>
-            </w:pPr>
-          </w:p>
-          <w:p>
-            <w:pPr>
-              <w:jc w:val="center"/>
-            </w:pPr>
-            <w:r>
-              <w:t xml:space="preserve">This method sends data back from the receiver to the sender </w:t>
-            </w:r>
-            <w:r>
-              <w:lastRenderedPageBreak/>
-              <w:t>to compare the data to check for errors.</w:t>
-            </w:r>
-          </w:p>
-          <w:p>
-            <w:pPr>
-              <w:jc w:val="center"/>
-            </w:pPr>
-          </w:p>
-        </w:tc>
-        <w:tc>
-          <w:tcPr>
-            <w:tcW w:w="2394" w:type="dxa"/>
-            <w:vAlign w:val="center"/>
-          </w:tcPr>
-          <w:p>
-            <w:pPr>
-              <w:jc w:val="center"/>
-              <w:cnfStyle w:val="000000000000" w:firstRow="0" w:lastRow="0" w:firstColumn="0" w:lastColumn="0" w:oddVBand="0" w:evenVBand="0" w:oddHBand="0" w:evenHBand="0" w:firstRowFirstColumn="0" w:firstRowLastColumn="0" w:lastRowFirstColumn="0" w:lastRowLastColumn="0"/>
-            </w:pPr>
-          </w:p>
-        </w:tc>
-        <w:tc>
-          <w:tcPr>
-            <w:tcW w:w="2394" w:type="dxa"/>
-            <w:vAlign w:val="center"/>
-          </w:tcPr>
-          <w:p>
-            <w:pPr>
-              <w:jc w:val="center"/>
-              <w:cnfStyle w:val="000000000000" w:firstRow="0" w:lastRow="0" w:firstColumn="0" w:lastColumn="0" w:oddVBand="0" w:evenVBand="0" w:oddHBand="0" w:evenHBand="0" w:firstRowFirstColumn="0" w:firstRowLastColumn="0" w:lastRowFirstColumn="0" w:lastRowLastColumn="0"/>
-            </w:pPr>
-            <w:r>
-              <w:rPr>
-                <w:rFonts w:cstheme="minorHAnsi"/>
-                <w:sz w:val="48"/>
-                <w:szCs w:val="48"/>
-              </w:rPr>
-              <w:t>●</w:t>
-            </w:r>
-          </w:p>
-        </w:tc>
-        <w:tc>
-          <w:tcPr>
-            <w:tcW w:w="2394" w:type="dxa"/>
-            <w:vAlign w:val="center"/>
-          </w:tcPr>
-          <w:p>
-            <w:pPr>
-              <w:jc w:val="center"/>
-              <w:cnfStyle w:val="000000000000" w:firstRow="0" w:lastRow="0" w:firstColumn="0" w:lastColumn="0" w:oddVBand="0" w:evenVBand="0" w:oddHBand="0" w:evenHBand="0" w:firstRowFirstColumn="0" w:firstRowLastColumn="0" w:lastRowFirstColumn="0" w:lastRowLastColumn="0"/>
             </w:pPr>
           </w:p>
         </w:tc>
@@ -620,296 +925,10 @@
     </w:tbl>
     <w:p/>
     <w:p/>
-    <w:p>
-      <w:pPr>
-        <w:tabs>
-          <w:tab w:val="left" w:pos="1517"/>
-        </w:tabs>
-      </w:pPr>
-      <w:r>
-        <w:tab/>
-      </w:r>
-    </w:p>
-    <w:p>
-      <w:pPr>
-        <w:pStyle w:val="Title"/>
-      </w:pPr>
-      <w:r>
-        <w:t xml:space="preserve">Question </w:t>
-      </w:r>
-      <w:r>
-        <w:t xml:space="preserve">7. </w:t>
-      </w:r>
-    </w:p>
-    <w:p>
-      <w:pPr>
-        <w:tabs>
-          <w:tab w:val="left" w:pos="1517"/>
-        </w:tabs>
-      </w:pPr>
-      <w:r>
-        <w:t>The given paragraph describes how data is encrypted using symmetric encryption.</w:t>
-      </w:r>
-    </w:p>
-    <w:p>
-      <w:pPr>
-        <w:tabs>
-          <w:tab w:val="left" w:pos="1517"/>
-        </w:tabs>
-      </w:pPr>
-      <w:r>
-        <w:t>Complete the missing terms in the paragraph using the given list. Not All terms need to be used.\</w:t>
-      </w:r>
-    </w:p>
-    <w:p>
-      <w:pPr>
-        <w:pStyle w:val="ListParagraph"/>
-        <w:numPr>
-          <w:ilvl w:val="0"/>
-          <w:numId w:val="2"/>
-        </w:numPr>
-        <w:tabs>
-          <w:tab w:val="left" w:pos="1517"/>
-        </w:tabs>
-      </w:pPr>
-      <w:r>
-        <w:t>A different</w:t>
-      </w:r>
-    </w:p>
-    <w:p>
-      <w:pPr>
-        <w:pStyle w:val="ListParagraph"/>
-        <w:numPr>
-          <w:ilvl w:val="0"/>
-          <w:numId w:val="2"/>
-        </w:numPr>
-        <w:tabs>
-          <w:tab w:val="left" w:pos="1517"/>
-        </w:tabs>
-      </w:pPr>
-      <w:r>
-        <w:t>Cipher text</w:t>
-      </w:r>
-    </w:p>
-    <w:p>
-      <w:pPr>
-        <w:pStyle w:val="ListParagraph"/>
-        <w:numPr>
-          <w:ilvl w:val="0"/>
-          <w:numId w:val="2"/>
-        </w:numPr>
-        <w:tabs>
-          <w:tab w:val="left" w:pos="1517"/>
-        </w:tabs>
-      </w:pPr>
-      <w:r>
-        <w:t>Decrypted</w:t>
-      </w:r>
-    </w:p>
-    <w:p>
-      <w:pPr>
-        <w:pStyle w:val="ListParagraph"/>
-        <w:numPr>
-          <w:ilvl w:val="0"/>
-          <w:numId w:val="2"/>
-        </w:numPr>
-        <w:tabs>
-          <w:tab w:val="left" w:pos="1517"/>
-        </w:tabs>
-      </w:pPr>
-      <w:r>
-        <w:t>Encrypted</w:t>
-      </w:r>
-    </w:p>
-    <w:p>
-      <w:pPr>
-        <w:pStyle w:val="ListParagraph"/>
-        <w:numPr>
-          <w:ilvl w:val="0"/>
-          <w:numId w:val="2"/>
-        </w:numPr>
-        <w:tabs>
-          <w:tab w:val="left" w:pos="1517"/>
-        </w:tabs>
-      </w:pPr>
-      <w:r>
-        <w:t xml:space="preserve">Key </w:t>
-      </w:r>
-    </w:p>
-    <w:p>
-      <w:pPr>
-        <w:pStyle w:val="ListParagraph"/>
-        <w:numPr>
-          <w:ilvl w:val="0"/>
-          <w:numId w:val="2"/>
-        </w:numPr>
-        <w:tabs>
-          <w:tab w:val="left" w:pos="1517"/>
-        </w:tabs>
-      </w:pPr>
-      <w:r>
-        <w:t>Lock</w:t>
-      </w:r>
-    </w:p>
-    <w:p>
-      <w:pPr>
-        <w:pStyle w:val="ListParagraph"/>
-        <w:numPr>
-          <w:ilvl w:val="0"/>
-          <w:numId w:val="2"/>
-        </w:numPr>
-        <w:tabs>
-          <w:tab w:val="left" w:pos="1517"/>
-        </w:tabs>
-      </w:pPr>
-      <w:r>
-        <w:t>Meaningless</w:t>
-      </w:r>
-    </w:p>
-    <w:p>
-      <w:pPr>
-        <w:pStyle w:val="ListParagraph"/>
-        <w:numPr>
-          <w:ilvl w:val="0"/>
-          <w:numId w:val="2"/>
-        </w:numPr>
-        <w:tabs>
-          <w:tab w:val="left" w:pos="1517"/>
-        </w:tabs>
-      </w:pPr>
-      <w:r>
-        <w:t>Plain text</w:t>
-      </w:r>
-    </w:p>
-    <w:p>
-      <w:pPr>
-        <w:pStyle w:val="ListParagraph"/>
-        <w:numPr>
-          <w:ilvl w:val="0"/>
-          <w:numId w:val="2"/>
-        </w:numPr>
-        <w:tabs>
-          <w:tab w:val="left" w:pos="1517"/>
-        </w:tabs>
-      </w:pPr>
-      <w:r>
-        <w:t>The same</w:t>
-      </w:r>
-    </w:p>
-    <w:p>
-      <w:pPr>
-        <w:pStyle w:val="ListParagraph"/>
-        <w:numPr>
-          <w:ilvl w:val="0"/>
-          <w:numId w:val="2"/>
-        </w:numPr>
-        <w:tabs>
-          <w:tab w:val="left" w:pos="1517"/>
-        </w:tabs>
-      </w:pPr>
-      <w:r>
-        <w:t>Understandable</w:t>
-      </w:r>
-    </w:p>
-    <w:p>
-      <w:pPr>
-        <w:tabs>
-          <w:tab w:val="left" w:pos="1517"/>
-        </w:tabs>
-        <w:ind w:left="360"/>
-      </w:pPr>
-      <w:r>
-        <w:t>Before encryption the data is known as</w:t>
-      </w:r>
-      <w:r>
-        <w:t xml:space="preserve"> </w:t>
-      </w:r>
-      <w:r>
-        <w:rPr>
-          <w:b/>
-          <w:bCs/>
-        </w:rPr>
-        <w:t>Plain text</w:t>
-      </w:r>
-      <w:r>
-        <w:t xml:space="preserve"> is encrypted using an algorithm that is known as a After the data has been encrypted it is known as</w:t>
-      </w:r>
-      <w:r>
-        <w:t xml:space="preserve"> </w:t>
-      </w:r>
-      <w:r>
-        <w:rPr>
-          <w:b/>
-          <w:bCs/>
-        </w:rPr>
-        <w:t>Encrypted</w:t>
-      </w:r>
-      <w:r>
-        <w:t xml:space="preserve">. This type of data is scrambled and </w:t>
-      </w:r>
-      <w:r>
-        <w:rPr>
-          <w:b/>
-          <w:bCs/>
-        </w:rPr>
-        <w:t>Lock</w:t>
-      </w:r>
-      <w:r>
-        <w:t xml:space="preserve"> </w:t>
-      </w:r>
-      <w:r>
-        <w:t xml:space="preserve">if it is stolen. </w:t>
-      </w:r>
-      <w:r>
-        <w:t xml:space="preserve"> When the data is </w:t>
-      </w:r>
-      <w:r>
-        <w:t>received,</w:t>
-      </w:r>
-      <w:r>
-        <w:t xml:space="preserve"> it is</w:t>
-      </w:r>
-      <w:r>
-        <w:t xml:space="preserve"> </w:t>
-      </w:r>
-      <w:r>
-        <w:rPr>
-          <w:b/>
-          <w:bCs/>
-        </w:rPr>
-        <w:t>Decrypted</w:t>
-      </w:r>
-      <w:r>
-        <w:t xml:space="preserve"> </w:t>
-      </w:r>
-      <w:r>
-        <w:t xml:space="preserve">using </w:t>
-      </w:r>
-      <w:r>
-        <w:rPr>
-          <w:b/>
-          <w:bCs/>
-        </w:rPr>
-        <w:t>Cipher text</w:t>
-      </w:r>
-      <w:r>
-        <w:t>.</w:t>
-      </w:r>
-      <w:r>
-        <w:t xml:space="preserve"> </w:t>
-      </w:r>
-      <w:r>
-        <w:t xml:space="preserve">encryption algorithm. </w:t>
-      </w:r>
-    </w:p>
-    <w:p>
-      <w:pPr>
-        <w:tabs>
-          <w:tab w:val="left" w:pos="1517"/>
-        </w:tabs>
-        <w:ind w:left="360"/>
-      </w:pPr>
-    </w:p>
+    <w:p/>
+    <w:p/>
+    <w:p/>
+    <w:p/>
     <w:sectPr>
       <w:pgSz w:w="12240" w:h="15840"/>
       <w:pgMar w:top="1440" w:right="1440" w:bottom="1440" w:left="1440" w:header="720" w:footer="720" w:gutter="0"/>
@@ -923,21 +942,339 @@
 <file path=word/numbering.xml><?xml version="1.0" encoding="utf-8"?>
 <w:numbering xmlns:wpc="http://schemas.microsoft.com/office/word/2010/wordprocessingCanvas" xmlns:cx="http://schemas.microsoft.com/office/drawing/2014/chartex" xmlns:cx1="http://schemas.microsoft.com/office/drawing/2015/9/8/chartex" xmlns:cx2="http://schemas.microsoft.com/office/drawing/2015/10/21/chartex" xmlns:cx3="http://schemas.microsoft.com/office/drawing/2016/5/9/chartex" xmlns:cx4="http://schemas.microsoft.com/office/drawing/2016/5/10/chartex" xmlns:cx5="http://schemas.microsoft.com/office/drawing/2016/5/11/chartex" xmlns:cx6="http://schemas.microsoft.com/office/drawing/2016/5/12/chartex" xmlns:cx7="http://schemas.microsoft.com/office/drawing/2016/5/13/chartex" xmlns:cx8="http://schemas.microsoft.com/office/drawing/2016/5/14/chartex" xmlns:mc="http://schemas.openxmlformats.org/markup-compatibility/2006" xmlns:aink="http://schemas.microsoft.com/office/drawing/2016/ink" xmlns:am3d="http://schemas.microsoft.com/office/drawing/2017/model3d" xmlns:o="urn:schemas-microsoft-com:office:office" xmlns:oel="http://schemas.microsoft.com/office/2019/extlst" xmlns:r="http://schemas.openxmlformats.org/officeDocument/2006/relationships" xmlns:m="http://schemas.openxmlformats.org/officeDocument/2006/math" xmlns:v="urn:schemas-microsoft-com:vml" xmlns:wp14="http://schemas.microsoft.com/office/word/2010/wordprocessingDrawing" xmlns:wp="http://schemas.openxmlformats.org/drawingml/2006/wordprocessingDrawing" xmlns:w10="urn:schemas-microsoft-com:office:word" xmlns:w="http://schemas.openxmlformats.org/wordprocessingml/2006/main" xmlns:w14="http://schemas.microsoft.com/office/word/2010/wordml" xmlns:w15="http://schemas.microsoft.com/office/word/2012/wordml" xmlns:w16cex="http://schemas.microsoft.com/office/word/2018/wordml/cex" xmlns:w16cid="http://schemas.microsoft.com/office/word/2016/wordml/cid" xmlns:w16="http://schemas.microsoft.com/office/word/2018/wordml" xmlns:w16du="http://schemas.microsoft.com/office/word/2023/wordml/word16du" xmlns:w16sdtdh="http://schemas.microsoft.com/office/word/2020/wordml/sdtdatahash" xmlns:w16sdtfl="http://schemas.microsoft.com/office/word/2024/wordml/sdtformatlock" xmlns:w16se="http://schemas.microsoft.com/office/word/2015/wordml/symex" xmlns:wpg="http://schemas.microsoft.com/office/word/2010/wordprocessingGroup" xmlns:wpi="http://schemas.microsoft.com/office/word/2010/wordprocessingInk" xmlns:wne="http://schemas.microsoft.com/office/word/2006/wordml" xmlns:wps="http://schemas.microsoft.com/office/word/2010/wordprocessingShape" mc:Ignorable="w14 w15 w16se w16cid w16 w16cex w16sdtdh w16sdtfl w16du wp14">
   <w:abstractNum w:abstractNumId="0" w15:restartNumberingAfterBreak="0">
-    <w:nsid w:val="6AB572CC"/>
+    <w:nsid w:val="209C3B54"/>
     <w:multiLevelType w:val="hybridMultilevel"/>
-    <w:tmpl w:val="7A4892C2"/>
-    <w:lvl w:ilvl="0" w:tplc="0409000F">
-      <w:start w:val="1"/>
-      <w:numFmt w:val="decimal"/>
+    <w:tmpl w:val="AA7A8A72"/>
+    <w:lvl w:ilvl="0" w:tplc="04090001">
+      <w:start w:val="1"/>
+      <w:numFmt w:val="bullet"/>
+      <w:lvlText w:val=""/>
+      <w:lvlJc w:val="left"/>
+      <w:pPr>
+        <w:ind w:left="1800" w:hanging="360"/>
+      </w:pPr>
+      <w:rPr>
+        <w:rFonts w:ascii="Symbol" w:hAnsi="Symbol" w:hint="default"/>
+      </w:rPr>
+    </w:lvl>
+    <w:lvl w:ilvl="1" w:tplc="04090003" w:tentative="1">
+      <w:start w:val="1"/>
+      <w:numFmt w:val="bullet"/>
+      <w:lvlText w:val="o"/>
+      <w:lvlJc w:val="left"/>
+      <w:pPr>
+        <w:ind w:left="2520" w:hanging="360"/>
+      </w:pPr>
+      <w:rPr>
+        <w:rFonts w:ascii="Courier New" w:hAnsi="Courier New" w:cs="Courier New" w:hint="default"/>
+      </w:rPr>
+    </w:lvl>
+    <w:lvl w:ilvl="2" w:tplc="04090005" w:tentative="1">
+      <w:start w:val="1"/>
+      <w:numFmt w:val="bullet"/>
+      <w:lvlText w:val=""/>
+      <w:lvlJc w:val="left"/>
+      <w:pPr>
+        <w:ind w:left="3240" w:hanging="360"/>
+      </w:pPr>
+      <w:rPr>
+        <w:rFonts w:ascii="Wingdings" w:hAnsi="Wingdings" w:hint="default"/>
+      </w:rPr>
+    </w:lvl>
+    <w:lvl w:ilvl="3" w:tplc="04090001" w:tentative="1">
+      <w:start w:val="1"/>
+      <w:numFmt w:val="bullet"/>
+      <w:lvlText w:val=""/>
+      <w:lvlJc w:val="left"/>
+      <w:pPr>
+        <w:ind w:left="3960" w:hanging="360"/>
+      </w:pPr>
+      <w:rPr>
+        <w:rFonts w:ascii="Symbol" w:hAnsi="Symbol" w:hint="default"/>
+      </w:rPr>
+    </w:lvl>
+    <w:lvl w:ilvl="4" w:tplc="04090003" w:tentative="1">
+      <w:start w:val="1"/>
+      <w:numFmt w:val="bullet"/>
+      <w:lvlText w:val="o"/>
+      <w:lvlJc w:val="left"/>
+      <w:pPr>
+        <w:ind w:left="4680" w:hanging="360"/>
+      </w:pPr>
+      <w:rPr>
+        <w:rFonts w:ascii="Courier New" w:hAnsi="Courier New" w:cs="Courier New" w:hint="default"/>
+      </w:rPr>
+    </w:lvl>
+    <w:lvl w:ilvl="5" w:tplc="04090005" w:tentative="1">
+      <w:start w:val="1"/>
+      <w:numFmt w:val="bullet"/>
+      <w:lvlText w:val=""/>
+      <w:lvlJc w:val="left"/>
+      <w:pPr>
+        <w:ind w:left="5400" w:hanging="360"/>
+      </w:pPr>
+      <w:rPr>
+        <w:rFonts w:ascii="Wingdings" w:hAnsi="Wingdings" w:hint="default"/>
+      </w:rPr>
+    </w:lvl>
+    <w:lvl w:ilvl="6" w:tplc="04090001" w:tentative="1">
+      <w:start w:val="1"/>
+      <w:numFmt w:val="bullet"/>
+      <w:lvlText w:val=""/>
+      <w:lvlJc w:val="left"/>
+      <w:pPr>
+        <w:ind w:left="6120" w:hanging="360"/>
+      </w:pPr>
+      <w:rPr>
+        <w:rFonts w:ascii="Symbol" w:hAnsi="Symbol" w:hint="default"/>
+      </w:rPr>
+    </w:lvl>
+    <w:lvl w:ilvl="7" w:tplc="04090003" w:tentative="1">
+      <w:start w:val="1"/>
+      <w:numFmt w:val="bullet"/>
+      <w:lvlText w:val="o"/>
+      <w:lvlJc w:val="left"/>
+      <w:pPr>
+        <w:ind w:left="6840" w:hanging="360"/>
+      </w:pPr>
+      <w:rPr>
+        <w:rFonts w:ascii="Courier New" w:hAnsi="Courier New" w:cs="Courier New" w:hint="default"/>
+      </w:rPr>
+    </w:lvl>
+    <w:lvl w:ilvl="8" w:tplc="04090005" w:tentative="1">
+      <w:start w:val="1"/>
+      <w:numFmt w:val="bullet"/>
+      <w:lvlText w:val=""/>
+      <w:lvlJc w:val="left"/>
+      <w:pPr>
+        <w:ind w:left="7560" w:hanging="360"/>
+      </w:pPr>
+      <w:rPr>
+        <w:rFonts w:ascii="Wingdings" w:hAnsi="Wingdings" w:hint="default"/>
+      </w:rPr>
+    </w:lvl>
+  </w:abstractNum>
+  <w:abstractNum w:abstractNumId="1" w15:restartNumberingAfterBreak="0">
+    <w:nsid w:val="2FBC0A55"/>
+    <w:multiLevelType w:val="multilevel"/>
+    <w:tmpl w:val="543C14FA"/>
+    <w:lvl w:ilvl="0">
+      <w:start w:val="1"/>
+      <w:numFmt w:val="upperLetter"/>
       <w:lvlText w:val="%1."/>
       <w:lvlJc w:val="left"/>
       <w:pPr>
-        <w:ind w:left="720" w:hanging="360"/>
+        <w:ind w:left="360" w:hanging="360"/>
       </w:pPr>
       <w:rPr>
         <w:rFonts w:hint="default"/>
       </w:rPr>
     </w:lvl>
+    <w:lvl w:ilvl="1">
+      <w:start w:val="1"/>
+      <w:numFmt w:val="lowerLetter"/>
+      <w:lvlText w:val="%2."/>
+      <w:lvlJc w:val="left"/>
+      <w:pPr>
+        <w:ind w:left="720" w:hanging="360"/>
+      </w:pPr>
+      <w:rPr>
+        <w:rFonts w:hint="default"/>
+      </w:rPr>
+    </w:lvl>
+    <w:lvl w:ilvl="2">
+      <w:start w:val="1"/>
+      <w:numFmt w:val="lowerRoman"/>
+      <w:lvlText w:val="%3)"/>
+      <w:lvlJc w:val="left"/>
+      <w:pPr>
+        <w:ind w:left="1080" w:hanging="360"/>
+      </w:pPr>
+    </w:lvl>
+    <w:lvl w:ilvl="3">
+      <w:start w:val="1"/>
+      <w:numFmt w:val="decimal"/>
+      <w:lvlText w:val="(%4)"/>
+      <w:lvlJc w:val="left"/>
+      <w:pPr>
+        <w:ind w:left="1440" w:hanging="360"/>
+      </w:pPr>
+    </w:lvl>
+    <w:lvl w:ilvl="4">
+      <w:start w:val="1"/>
+      <w:numFmt w:val="lowerLetter"/>
+      <w:lvlText w:val="(%5)"/>
+      <w:lvlJc w:val="left"/>
+      <w:pPr>
+        <w:ind w:left="1800" w:hanging="360"/>
+      </w:pPr>
+    </w:lvl>
+    <w:lvl w:ilvl="5">
+      <w:start w:val="1"/>
+      <w:numFmt w:val="lowerRoman"/>
+      <w:lvlText w:val="(%6)"/>
+      <w:lvlJc w:val="left"/>
+      <w:pPr>
+        <w:ind w:left="2160" w:hanging="360"/>
+      </w:pPr>
+    </w:lvl>
+    <w:lvl w:ilvl="6">
+      <w:start w:val="1"/>
+      <w:numFmt w:val="decimal"/>
+      <w:lvlText w:val="%7."/>
+      <w:lvlJc w:val="left"/>
+      <w:pPr>
+        <w:ind w:left="2520" w:hanging="360"/>
+      </w:pPr>
+    </w:lvl>
+    <w:lvl w:ilvl="7">
+      <w:start w:val="1"/>
+      <w:numFmt w:val="lowerLetter"/>
+      <w:lvlText w:val="%8."/>
+      <w:lvlJc w:val="left"/>
+      <w:pPr>
+        <w:ind w:left="2880" w:hanging="360"/>
+      </w:pPr>
+    </w:lvl>
+    <w:lvl w:ilvl="8">
+      <w:start w:val="1"/>
+      <w:numFmt w:val="lowerRoman"/>
+      <w:lvlText w:val="%9."/>
+      <w:lvlJc w:val="left"/>
+      <w:pPr>
+        <w:ind w:left="3240" w:hanging="360"/>
+      </w:pPr>
+    </w:lvl>
+  </w:abstractNum>
+  <w:abstractNum w:abstractNumId="2" w15:restartNumberingAfterBreak="0">
+    <w:nsid w:val="3D8D14CE"/>
+    <w:multiLevelType w:val="hybridMultilevel"/>
+    <w:tmpl w:val="89587970"/>
+    <w:lvl w:ilvl="0" w:tplc="04090001">
+      <w:start w:val="1"/>
+      <w:numFmt w:val="bullet"/>
+      <w:lvlText w:val=""/>
+      <w:lvlJc w:val="left"/>
+      <w:pPr>
+        <w:ind w:left="720" w:hanging="360"/>
+      </w:pPr>
+      <w:rPr>
+        <w:rFonts w:ascii="Symbol" w:hAnsi="Symbol" w:hint="default"/>
+      </w:rPr>
+    </w:lvl>
+    <w:lvl w:ilvl="1" w:tplc="04090003">
+      <w:start w:val="1"/>
+      <w:numFmt w:val="bullet"/>
+      <w:lvlText w:val="o"/>
+      <w:lvlJc w:val="left"/>
+      <w:pPr>
+        <w:ind w:left="1440" w:hanging="360"/>
+      </w:pPr>
+      <w:rPr>
+        <w:rFonts w:ascii="Courier New" w:hAnsi="Courier New" w:cs="Courier New" w:hint="default"/>
+      </w:rPr>
+    </w:lvl>
+    <w:lvl w:ilvl="2" w:tplc="04090005" w:tentative="1">
+      <w:start w:val="1"/>
+      <w:numFmt w:val="bullet"/>
+      <w:lvlText w:val=""/>
+      <w:lvlJc w:val="left"/>
+      <w:pPr>
+        <w:ind w:left="2160" w:hanging="360"/>
+      </w:pPr>
+      <w:rPr>
+        <w:rFonts w:ascii="Wingdings" w:hAnsi="Wingdings" w:hint="default"/>
+      </w:rPr>
+    </w:lvl>
+    <w:lvl w:ilvl="3" w:tplc="04090001" w:tentative="1">
+      <w:start w:val="1"/>
+      <w:numFmt w:val="bullet"/>
+      <w:lvlText w:val=""/>
+      <w:lvlJc w:val="left"/>
+      <w:pPr>
+        <w:ind w:left="2880" w:hanging="360"/>
+      </w:pPr>
+      <w:rPr>
+        <w:rFonts w:ascii="Symbol" w:hAnsi="Symbol" w:hint="default"/>
+      </w:rPr>
+    </w:lvl>
+    <w:lvl w:ilvl="4" w:tplc="04090003" w:tentative="1">
+      <w:start w:val="1"/>
+      <w:numFmt w:val="bullet"/>
+      <w:lvlText w:val="o"/>
+      <w:lvlJc w:val="left"/>
+      <w:pPr>
+        <w:ind w:left="3600" w:hanging="360"/>
+      </w:pPr>
+      <w:rPr>
+        <w:rFonts w:ascii="Courier New" w:hAnsi="Courier New" w:cs="Courier New" w:hint="default"/>
+      </w:rPr>
+    </w:lvl>
+    <w:lvl w:ilvl="5" w:tplc="04090005" w:tentative="1">
+      <w:start w:val="1"/>
+      <w:numFmt w:val="bullet"/>
+      <w:lvlText w:val=""/>
+      <w:lvlJc w:val="left"/>
+      <w:pPr>
+        <w:ind w:left="4320" w:hanging="360"/>
+      </w:pPr>
+      <w:rPr>
+        <w:rFonts w:ascii="Wingdings" w:hAnsi="Wingdings" w:hint="default"/>
+      </w:rPr>
+    </w:lvl>
+    <w:lvl w:ilvl="6" w:tplc="04090001" w:tentative="1">
+      <w:start w:val="1"/>
+      <w:numFmt w:val="bullet"/>
+      <w:lvlText w:val=""/>
+      <w:lvlJc w:val="left"/>
+      <w:pPr>
+        <w:ind w:left="5040" w:hanging="360"/>
+      </w:pPr>
+      <w:rPr>
+        <w:rFonts w:ascii="Symbol" w:hAnsi="Symbol" w:hint="default"/>
+      </w:rPr>
+    </w:lvl>
+    <w:lvl w:ilvl="7" w:tplc="04090003" w:tentative="1">
+      <w:start w:val="1"/>
+      <w:numFmt w:val="bullet"/>
+      <w:lvlText w:val="o"/>
+      <w:lvlJc w:val="left"/>
+      <w:pPr>
+        <w:ind w:left="5760" w:hanging="360"/>
+      </w:pPr>
+      <w:rPr>
+        <w:rFonts w:ascii="Courier New" w:hAnsi="Courier New" w:cs="Courier New" w:hint="default"/>
+      </w:rPr>
+    </w:lvl>
+    <w:lvl w:ilvl="8" w:tplc="04090005" w:tentative="1">
+      <w:start w:val="1"/>
+      <w:numFmt w:val="bullet"/>
+      <w:lvlText w:val=""/>
+      <w:lvlJc w:val="left"/>
+      <w:pPr>
+        <w:ind w:left="6480" w:hanging="360"/>
+      </w:pPr>
+      <w:rPr>
+        <w:rFonts w:ascii="Wingdings" w:hAnsi="Wingdings" w:hint="default"/>
+      </w:rPr>
+    </w:lvl>
+  </w:abstractNum>
+  <w:abstractNum w:abstractNumId="3" w15:restartNumberingAfterBreak="0">
+    <w:nsid w:val="41837E8C"/>
+    <w:multiLevelType w:val="hybridMultilevel"/>
+    <w:tmpl w:val="32EC15BE"/>
+    <w:lvl w:ilvl="0" w:tplc="04090019">
+      <w:start w:val="1"/>
+      <w:numFmt w:val="lowerLetter"/>
+      <w:lvlText w:val="%1."/>
+      <w:lvlJc w:val="left"/>
+      <w:pPr>
+        <w:ind w:left="720" w:hanging="360"/>
+      </w:pPr>
+      <w:rPr>
+        <w:rFonts w:hint="default"/>
+      </w:rPr>
+    </w:lvl>
     <w:lvl w:ilvl="1" w:tplc="04090019" w:tentative="1">
       <w:start w:val="1"/>
       <w:numFmt w:val="lowerLetter"/>
@@ -1011,123 +1348,200 @@
       </w:pPr>
     </w:lvl>
   </w:abstractNum>
-  <w:abstractNum w:abstractNumId="1" w15:restartNumberingAfterBreak="0">
-    <w:nsid w:val="73D80887"/>
+  <w:abstractNum w:abstractNumId="4" w15:restartNumberingAfterBreak="0">
+    <w:nsid w:val="45B044B0"/>
     <w:multiLevelType w:val="hybridMultilevel"/>
-    <w:tmpl w:val="88CC8332"/>
-    <w:lvl w:ilvl="0" w:tplc="04090001">
-      <w:start w:val="1"/>
-      <w:numFmt w:val="bullet"/>
-      <w:lvlText w:val=""/>
+    <w:tmpl w:val="47F850BA"/>
+    <w:lvl w:ilvl="0" w:tplc="04090019">
+      <w:start w:val="1"/>
+      <w:numFmt w:val="lowerLetter"/>
+      <w:lvlText w:val="%1."/>
       <w:lvlJc w:val="left"/>
       <w:pPr>
         <w:ind w:left="720" w:hanging="360"/>
       </w:pPr>
       <w:rPr>
-        <w:rFonts w:ascii="Symbol" w:hAnsi="Symbol" w:hint="default"/>
+        <w:rFonts w:hint="default"/>
       </w:rPr>
     </w:lvl>
-    <w:lvl w:ilvl="1" w:tplc="04090003" w:tentative="1">
-      <w:start w:val="1"/>
-      <w:numFmt w:val="bullet"/>
-      <w:lvlText w:val="o"/>
+    <w:lvl w:ilvl="1" w:tplc="04090019">
+      <w:start w:val="1"/>
+      <w:numFmt w:val="lowerLetter"/>
+      <w:lvlText w:val="%2."/>
       <w:lvlJc w:val="left"/>
       <w:pPr>
         <w:ind w:left="1440" w:hanging="360"/>
       </w:pPr>
+    </w:lvl>
+    <w:lvl w:ilvl="2" w:tplc="0409001B" w:tentative="1">
+      <w:start w:val="1"/>
+      <w:numFmt w:val="lowerRoman"/>
+      <w:lvlText w:val="%3."/>
+      <w:lvlJc w:val="right"/>
+      <w:pPr>
+        <w:ind w:left="2160" w:hanging="180"/>
+      </w:pPr>
+    </w:lvl>
+    <w:lvl w:ilvl="3" w:tplc="0409000F" w:tentative="1">
+      <w:start w:val="1"/>
+      <w:numFmt w:val="decimal"/>
+      <w:lvlText w:val="%4."/>
+      <w:lvlJc w:val="left"/>
+      <w:pPr>
+        <w:ind w:left="2880" w:hanging="360"/>
+      </w:pPr>
+    </w:lvl>
+    <w:lvl w:ilvl="4" w:tplc="04090019" w:tentative="1">
+      <w:start w:val="1"/>
+      <w:numFmt w:val="lowerLetter"/>
+      <w:lvlText w:val="%5."/>
+      <w:lvlJc w:val="left"/>
+      <w:pPr>
+        <w:ind w:left="3600" w:hanging="360"/>
+      </w:pPr>
+    </w:lvl>
+    <w:lvl w:ilvl="5" w:tplc="0409001B" w:tentative="1">
+      <w:start w:val="1"/>
+      <w:numFmt w:val="lowerRoman"/>
+      <w:lvlText w:val="%6."/>
+      <w:lvlJc w:val="right"/>
+      <w:pPr>
+        <w:ind w:left="4320" w:hanging="180"/>
+      </w:pPr>
+    </w:lvl>
+    <w:lvl w:ilvl="6" w:tplc="0409000F" w:tentative="1">
+      <w:start w:val="1"/>
+      <w:numFmt w:val="decimal"/>
+      <w:lvlText w:val="%7."/>
+      <w:lvlJc w:val="left"/>
+      <w:pPr>
+        <w:ind w:left="5040" w:hanging="360"/>
+      </w:pPr>
+    </w:lvl>
+    <w:lvl w:ilvl="7" w:tplc="04090019" w:tentative="1">
+      <w:start w:val="1"/>
+      <w:numFmt w:val="lowerLetter"/>
+      <w:lvlText w:val="%8."/>
+      <w:lvlJc w:val="left"/>
+      <w:pPr>
+        <w:ind w:left="5760" w:hanging="360"/>
+      </w:pPr>
+    </w:lvl>
+    <w:lvl w:ilvl="8" w:tplc="0409001B" w:tentative="1">
+      <w:start w:val="1"/>
+      <w:numFmt w:val="lowerRoman"/>
+      <w:lvlText w:val="%9."/>
+      <w:lvlJc w:val="right"/>
+      <w:pPr>
+        <w:ind w:left="6480" w:hanging="180"/>
+      </w:pPr>
+    </w:lvl>
+  </w:abstractNum>
+  <w:abstractNum w:abstractNumId="5" w15:restartNumberingAfterBreak="0">
+    <w:nsid w:val="57B20A73"/>
+    <w:multiLevelType w:val="hybridMultilevel"/>
+    <w:tmpl w:val="67080794"/>
+    <w:lvl w:ilvl="0" w:tplc="04090019">
+      <w:start w:val="1"/>
+      <w:numFmt w:val="lowerLetter"/>
+      <w:lvlText w:val="%1."/>
+      <w:lvlJc w:val="left"/>
+      <w:pPr>
+        <w:ind w:left="720" w:hanging="360"/>
+      </w:pPr>
       <w:rPr>
-        <w:rFonts w:ascii="Courier New" w:hAnsi="Courier New" w:cs="Courier New" w:hint="default"/>
+        <w:rFonts w:hint="default"/>
       </w:rPr>
     </w:lvl>
-    <w:lvl w:ilvl="2" w:tplc="04090005" w:tentative="1">
-      <w:start w:val="1"/>
-      <w:numFmt w:val="bullet"/>
-      <w:lvlText w:val=""/>
-      <w:lvlJc w:val="left"/>
-      <w:pPr>
-        <w:ind w:left="2160" w:hanging="360"/>
-      </w:pPr>
-      <w:rPr>
-        <w:rFonts w:ascii="Wingdings" w:hAnsi="Wingdings" w:hint="default"/>
-      </w:rPr>
-    </w:lvl>
-    <w:lvl w:ilvl="3" w:tplc="04090001" w:tentative="1">
-      <w:start w:val="1"/>
-      <w:numFmt w:val="bullet"/>
-      <w:lvlText w:val=""/>
+    <w:lvl w:ilvl="1" w:tplc="04090019" w:tentative="1">
+      <w:start w:val="1"/>
+      <w:numFmt w:val="lowerLetter"/>
+      <w:lvlText w:val="%2."/>
+      <w:lvlJc w:val="left"/>
+      <w:pPr>
+        <w:ind w:left="1440" w:hanging="360"/>
+      </w:pPr>
+    </w:lvl>
+    <w:lvl w:ilvl="2" w:tplc="0409001B" w:tentative="1">
+      <w:start w:val="1"/>
+      <w:numFmt w:val="lowerRoman"/>
+      <w:lvlText w:val="%3."/>
+      <w:lvlJc w:val="right"/>
+      <w:pPr>
+        <w:ind w:left="2160" w:hanging="180"/>
+      </w:pPr>
+    </w:lvl>
+    <w:lvl w:ilvl="3" w:tplc="0409000F" w:tentative="1">
+      <w:start w:val="1"/>
+      <w:numFmt w:val="decimal"/>
+      <w:lvlText w:val="%4."/>
       <w:lvlJc w:val="left"/>
       <w:pPr>
         <w:ind w:left="2880" w:hanging="360"/>
       </w:pPr>
-      <w:rPr>
-        <w:rFonts w:ascii="Symbol" w:hAnsi="Symbol" w:hint="default"/>
-      </w:rPr>
-    </w:lvl>
-    <w:lvl w:ilvl="4" w:tplc="04090003" w:tentative="1">
-      <w:start w:val="1"/>
-      <w:numFmt w:val="bullet"/>
-      <w:lvlText w:val="o"/>
+    </w:lvl>
+    <w:lvl w:ilvl="4" w:tplc="04090019" w:tentative="1">
+      <w:start w:val="1"/>
+      <w:numFmt w:val="lowerLetter"/>
+      <w:lvlText w:val="%5."/>
       <w:lvlJc w:val="left"/>
       <w:pPr>
         <w:ind w:left="3600" w:hanging="360"/>
       </w:pPr>
-      <w:rPr>
-        <w:rFonts w:ascii="Courier New" w:hAnsi="Courier New" w:cs="Courier New" w:hint="default"/>
-      </w:rPr>
-    </w:lvl>
-    <w:lvl w:ilvl="5" w:tplc="04090005" w:tentative="1">
-      <w:start w:val="1"/>
-      <w:numFmt w:val="bullet"/>
-      <w:lvlText w:val=""/>
-      <w:lvlJc w:val="left"/>
-      <w:pPr>
-        <w:ind w:left="4320" w:hanging="360"/>
-      </w:pPr>
-      <w:rPr>
-        <w:rFonts w:ascii="Wingdings" w:hAnsi="Wingdings" w:hint="default"/>
-      </w:rPr>
-    </w:lvl>
-    <w:lvl w:ilvl="6" w:tplc="04090001" w:tentative="1">
-      <w:start w:val="1"/>
-      <w:numFmt w:val="bullet"/>
-      <w:lvlText w:val=""/>
+    </w:lvl>
+    <w:lvl w:ilvl="5" w:tplc="0409001B" w:tentative="1">
+      <w:start w:val="1"/>
+      <w:numFmt w:val="lowerRoman"/>
+      <w:lvlText w:val="%6."/>
+      <w:lvlJc w:val="right"/>
+      <w:pPr>
+        <w:ind w:left="4320" w:hanging="180"/>
+      </w:pPr>
+    </w:lvl>
+    <w:lvl w:ilvl="6" w:tplc="0409000F" w:tentative="1">
+      <w:start w:val="1"/>
+      <w:numFmt w:val="decimal"/>
+      <w:lvlText w:val="%7."/>
       <w:lvlJc w:val="left"/>
       <w:pPr>
         <w:ind w:left="5040" w:hanging="360"/>
       </w:pPr>
-      <w:rPr>
-        <w:rFonts w:ascii="Symbol" w:hAnsi="Symbol" w:hint="default"/>
-      </w:rPr>
-    </w:lvl>
-    <w:lvl w:ilvl="7" w:tplc="04090003" w:tentative="1">
-      <w:start w:val="1"/>
-      <w:numFmt w:val="bullet"/>
-      <w:lvlText w:val="o"/>
+    </w:lvl>
+    <w:lvl w:ilvl="7" w:tplc="04090019" w:tentative="1">
+      <w:start w:val="1"/>
+      <w:numFmt w:val="lowerLetter"/>
+      <w:lvlText w:val="%8."/>
       <w:lvlJc w:val="left"/>
       <w:pPr>
         <w:ind w:left="5760" w:hanging="360"/>
       </w:pPr>
-      <w:rPr>
-        <w:rFonts w:ascii="Courier New" w:hAnsi="Courier New" w:cs="Courier New" w:hint="default"/>
-      </w:rPr>
-    </w:lvl>
-    <w:lvl w:ilvl="8" w:tplc="04090005" w:tentative="1">
-      <w:start w:val="1"/>
-      <w:numFmt w:val="bullet"/>
-      <w:lvlText w:val=""/>
-      <w:lvlJc w:val="left"/>
-      <w:pPr>
-        <w:ind w:left="6480" w:hanging="360"/>
-      </w:pPr>
-      <w:rPr>
-        <w:rFonts w:ascii="Wingdings" w:hAnsi="Wingdings" w:hint="default"/>
-      </w:rPr>
+    </w:lvl>
+    <w:lvl w:ilvl="8" w:tplc="0409001B" w:tentative="1">
+      <w:start w:val="1"/>
+      <w:numFmt w:val="lowerRoman"/>
+      <w:lvlText w:val="%9."/>
+      <w:lvlJc w:val="right"/>
+      <w:pPr>
+        <w:ind w:left="6480" w:hanging="180"/>
+      </w:pPr>
     </w:lvl>
   </w:abstractNum>
-  <w:num w:numId="1" w16cid:durableId="2003659544">
+  <w:num w:numId="1" w16cid:durableId="898176879">
+    <w:abstractNumId w:val="2"/>
+  </w:num>
+  <w:num w:numId="2" w16cid:durableId="1922524754">
+    <w:abstractNumId w:val="4"/>
+  </w:num>
+  <w:num w:numId="3" w16cid:durableId="1586768742">
     <w:abstractNumId w:val="0"/>
   </w:num>
-  <w:num w:numId="2" w16cid:durableId="432361223">
+  <w:num w:numId="4" w16cid:durableId="1473250611">
+    <w:abstractNumId w:val="3"/>
+  </w:num>
+  <w:num w:numId="5" w16cid:durableId="74329231">
+    <w:abstractNumId w:val="5"/>
+  </w:num>
+  <w:num w:numId="6" w16cid:durableId="1896507372">
     <w:abstractNumId w:val="1"/>
   </w:num>
 </w:numbering>
@@ -1531,7 +1945,6 @@
   <w:style w:type="paragraph" w:default="1" w:styleId="Normal">
     <w:name w:val="Normal"/>
     <w:qFormat/>
-    <w:rsid w:val="00676D27"/>
   </w:style>
   <w:style w:type="paragraph" w:styleId="Heading1">
     <w:name w:val="heading 1"/>
@@ -1540,7 +1953,7 @@
     <w:link w:val="Heading1Char"/>
     <w:uiPriority w:val="9"/>
     <w:qFormat/>
-    <w:rsid w:val="003E7A16"/>
+    <w:rsid w:val="00CF6EFE"/>
     <w:pPr>
       <w:keepNext/>
       <w:keepLines/>
@@ -1550,7 +1963,7 @@
     <w:rPr>
       <w:rFonts w:asciiTheme="majorHAnsi" w:eastAsiaTheme="majorEastAsia" w:hAnsiTheme="majorHAnsi" w:cstheme="majorBidi"/>
       <w:b/>
-      <w:color w:val="0D0D0D" w:themeColor="text1" w:themeTint="F2"/>
+      <w:color w:val="000000" w:themeColor="text1"/>
       <w:sz w:val="40"/>
       <w:szCs w:val="40"/>
     </w:rPr>
@@ -1564,7 +1977,7 @@
     <w:semiHidden/>
     <w:unhideWhenUsed/>
     <w:qFormat/>
-    <w:rsid w:val="00676D27"/>
+    <w:rsid w:val="004D72AF"/>
     <w:pPr>
       <w:keepNext/>
       <w:keepLines/>
@@ -1587,7 +2000,7 @@
     <w:semiHidden/>
     <w:unhideWhenUsed/>
     <w:qFormat/>
-    <w:rsid w:val="00676D27"/>
+    <w:rsid w:val="004D72AF"/>
     <w:pPr>
       <w:keepNext/>
       <w:keepLines/>
@@ -1610,7 +2023,7 @@
     <w:semiHidden/>
     <w:unhideWhenUsed/>
     <w:qFormat/>
-    <w:rsid w:val="00676D27"/>
+    <w:rsid w:val="004D72AF"/>
     <w:pPr>
       <w:keepNext/>
       <w:keepLines/>
@@ -1633,7 +2046,7 @@
     <w:semiHidden/>
     <w:unhideWhenUsed/>
     <w:qFormat/>
-    <w:rsid w:val="00676D27"/>
+    <w:rsid w:val="004D72AF"/>
     <w:pPr>
       <w:keepNext/>
       <w:keepLines/>
@@ -1654,7 +2067,7 @@
     <w:semiHidden/>
     <w:unhideWhenUsed/>
     <w:qFormat/>
-    <w:rsid w:val="00676D27"/>
+    <w:rsid w:val="004D72AF"/>
     <w:pPr>
       <w:keepNext/>
       <w:keepLines/>
@@ -1677,7 +2090,7 @@
     <w:semiHidden/>
     <w:unhideWhenUsed/>
     <w:qFormat/>
-    <w:rsid w:val="00676D27"/>
+    <w:rsid w:val="004D72AF"/>
     <w:pPr>
       <w:keepNext/>
       <w:keepLines/>
@@ -1698,7 +2111,7 @@
     <w:semiHidden/>
     <w:unhideWhenUsed/>
     <w:qFormat/>
-    <w:rsid w:val="00676D27"/>
+    <w:rsid w:val="004D72AF"/>
     <w:pPr>
       <w:keepNext/>
       <w:keepLines/>
@@ -1721,7 +2134,7 @@
     <w:semiHidden/>
     <w:unhideWhenUsed/>
     <w:qFormat/>
-    <w:rsid w:val="00676D27"/>
+    <w:rsid w:val="004D72AF"/>
     <w:pPr>
       <w:keepNext/>
       <w:keepLines/>
@@ -1765,11 +2178,11 @@
     <w:basedOn w:val="DefaultParagraphFont"/>
     <w:link w:val="Heading1"/>
     <w:uiPriority w:val="9"/>
-    <w:rsid w:val="003E7A16"/>
+    <w:rsid w:val="00CF6EFE"/>
     <w:rPr>
       <w:rFonts w:asciiTheme="majorHAnsi" w:eastAsiaTheme="majorEastAsia" w:hAnsiTheme="majorHAnsi" w:cstheme="majorBidi"/>
       <w:b/>
-      <w:color w:val="0D0D0D" w:themeColor="text1" w:themeTint="F2"/>
+      <w:color w:val="000000" w:themeColor="text1"/>
       <w:sz w:val="40"/>
       <w:szCs w:val="40"/>
     </w:rPr>
@@ -1780,7 +2193,7 @@
     <w:link w:val="Heading2"/>
     <w:uiPriority w:val="9"/>
     <w:semiHidden/>
-    <w:rsid w:val="00676D27"/>
+    <w:rsid w:val="004D72AF"/>
     <w:rPr>
       <w:rFonts w:asciiTheme="majorHAnsi" w:eastAsiaTheme="majorEastAsia" w:hAnsiTheme="majorHAnsi" w:cstheme="majorBidi"/>
       <w:color w:val="365F91" w:themeColor="accent1" w:themeShade="BF"/>
@@ -1794,7 +2207,7 @@
     <w:link w:val="Heading3"/>
     <w:uiPriority w:val="9"/>
     <w:semiHidden/>
-    <w:rsid w:val="00676D27"/>
+    <w:rsid w:val="004D72AF"/>
     <w:rPr>
       <w:rFonts w:eastAsiaTheme="majorEastAsia" w:cstheme="majorBidi"/>
       <w:color w:val="365F91" w:themeColor="accent1" w:themeShade="BF"/>
@@ -1808,7 +2221,7 @@
     <w:link w:val="Heading4"/>
     <w:uiPriority w:val="9"/>
     <w:semiHidden/>
-    <w:rsid w:val="00676D27"/>
+    <w:rsid w:val="004D72AF"/>
     <w:rPr>
       <w:rFonts w:eastAsiaTheme="majorEastAsia" w:cstheme="majorBidi"/>
       <w:i/>
@@ -1822,7 +2235,7 @@
     <w:link w:val="Heading5"/>
     <w:uiPriority w:val="9"/>
     <w:semiHidden/>
-    <w:rsid w:val="00676D27"/>
+    <w:rsid w:val="004D72AF"/>
     <w:rPr>
       <w:rFonts w:eastAsiaTheme="majorEastAsia" w:cstheme="majorBidi"/>
       <w:color w:val="365F91" w:themeColor="accent1" w:themeShade="BF"/>
@@ -1834,7 +2247,7 @@
     <w:link w:val="Heading6"/>
     <w:uiPriority w:val="9"/>
     <w:semiHidden/>
-    <w:rsid w:val="00676D27"/>
+    <w:rsid w:val="004D72AF"/>
     <w:rPr>
       <w:rFonts w:eastAsiaTheme="majorEastAsia" w:cstheme="majorBidi"/>
       <w:i/>
@@ -1848,7 +2261,7 @@
     <w:link w:val="Heading7"/>
     <w:uiPriority w:val="9"/>
     <w:semiHidden/>
-    <w:rsid w:val="00676D27"/>
+    <w:rsid w:val="004D72AF"/>
     <w:rPr>
       <w:rFonts w:eastAsiaTheme="majorEastAsia" w:cstheme="majorBidi"/>
       <w:color w:val="595959" w:themeColor="text1" w:themeTint="A6"/>
@@ -1860,7 +2273,7 @@
     <w:link w:val="Heading8"/>
     <w:uiPriority w:val="9"/>
     <w:semiHidden/>
-    <w:rsid w:val="00676D27"/>
+    <w:rsid w:val="004D72AF"/>
     <w:rPr>
       <w:rFonts w:eastAsiaTheme="majorEastAsia" w:cstheme="majorBidi"/>
       <w:i/>
@@ -1874,7 +2287,7 @@
     <w:link w:val="Heading9"/>
     <w:uiPriority w:val="9"/>
     <w:semiHidden/>
-    <w:rsid w:val="00676D27"/>
+    <w:rsid w:val="004D72AF"/>
     <w:rPr>
       <w:rFonts w:eastAsiaTheme="majorEastAsia" w:cstheme="majorBidi"/>
       <w:color w:val="272727" w:themeColor="text1" w:themeTint="D8"/>
@@ -1887,16 +2300,17 @@
     <w:link w:val="TitleChar"/>
     <w:uiPriority w:val="10"/>
     <w:qFormat/>
-    <w:rsid w:val="00676D27"/>
+    <w:rsid w:val="00CF6EFE"/>
     <w:pPr>
       <w:spacing w:after="80" w:line="240" w:lineRule="auto"/>
       <w:contextualSpacing/>
     </w:pPr>
     <w:rPr>
       <w:rFonts w:asciiTheme="majorHAnsi" w:eastAsiaTheme="majorEastAsia" w:hAnsiTheme="majorHAnsi" w:cstheme="majorBidi"/>
+      <w:b/>
       <w:spacing w:val="-10"/>
       <w:kern w:val="28"/>
-      <w:sz w:val="56"/>
+      <w:sz w:val="32"/>
       <w:szCs w:val="56"/>
     </w:rPr>
   </w:style>
@@ -1905,12 +2319,13 @@
     <w:basedOn w:val="DefaultParagraphFont"/>
     <w:link w:val="Title"/>
     <w:uiPriority w:val="10"/>
-    <w:rsid w:val="00676D27"/>
+    <w:rsid w:val="00CF6EFE"/>
     <w:rPr>
       <w:rFonts w:asciiTheme="majorHAnsi" w:eastAsiaTheme="majorEastAsia" w:hAnsiTheme="majorHAnsi" w:cstheme="majorBidi"/>
+      <w:b/>
       <w:spacing w:val="-10"/>
       <w:kern w:val="28"/>
-      <w:sz w:val="56"/>
+      <w:sz w:val="32"/>
       <w:szCs w:val="56"/>
     </w:rPr>
   </w:style>
@@ -1921,7 +2336,7 @@
     <w:link w:val="SubtitleChar"/>
     <w:uiPriority w:val="11"/>
     <w:qFormat/>
-    <w:rsid w:val="00676D27"/>
+    <w:rsid w:val="004D72AF"/>
     <w:pPr>
       <w:numPr>
         <w:ilvl w:val="1"/>
@@ -1941,7 +2356,7 @@
     <w:basedOn w:val="DefaultParagraphFont"/>
     <w:link w:val="Subtitle"/>
     <w:uiPriority w:val="11"/>
-    <w:rsid w:val="00676D27"/>
+    <w:rsid w:val="004D72AF"/>
     <w:rPr>
       <w:rFonts w:eastAsiaTheme="majorEastAsia" w:cstheme="majorBidi"/>
       <w:color w:val="595959" w:themeColor="text1" w:themeTint="A6"/>
@@ -1957,7 +2372,7 @@
     <w:link w:val="QuoteChar"/>
     <w:uiPriority w:val="29"/>
     <w:qFormat/>
-    <w:rsid w:val="00676D27"/>
+    <w:rsid w:val="004D72AF"/>
     <w:pPr>
       <w:spacing w:before="160" w:after="160"/>
       <w:jc w:val="center"/>
@@ -1973,7 +2388,7 @@
     <w:basedOn w:val="DefaultParagraphFont"/>
     <w:link w:val="Quote"/>
     <w:uiPriority w:val="29"/>
-    <w:rsid w:val="00676D27"/>
+    <w:rsid w:val="004D72AF"/>
     <w:rPr>
       <w:i/>
       <w:iCs/>
@@ -1985,7 +2400,7 @@
     <w:basedOn w:val="Normal"/>
     <w:uiPriority w:val="34"/>
     <w:qFormat/>
-    <w:rsid w:val="00676D27"/>
+    <w:rsid w:val="004D72AF"/>
     <w:pPr>
       <w:ind w:left="720"/>
       <w:contextualSpacing/>
@@ -1996,7 +2411,7 @@
     <w:basedOn w:val="DefaultParagraphFont"/>
     <w:uiPriority w:val="21"/>
     <w:qFormat/>
-    <w:rsid w:val="00676D27"/>
+    <w:rsid w:val="004D72AF"/>
     <w:rPr>
       <w:i/>
       <w:iCs/>
@@ -2010,7 +2425,7 @@
     <w:link w:val="IntenseQuoteChar"/>
     <w:uiPriority w:val="30"/>
     <w:qFormat/>
-    <w:rsid w:val="00676D27"/>
+    <w:rsid w:val="004D72AF"/>
     <w:pPr>
       <w:pBdr>
         <w:top w:val="single" w:sz="4" w:space="10" w:color="365F91" w:themeColor="accent1" w:themeShade="BF"/>
@@ -2031,7 +2446,7 @@
     <w:basedOn w:val="DefaultParagraphFont"/>
     <w:link w:val="IntenseQuote"/>
     <w:uiPriority w:val="30"/>
-    <w:rsid w:val="00676D27"/>
+    <w:rsid w:val="004D72AF"/>
     <w:rPr>
       <w:i/>
       <w:iCs/>
@@ -2043,7 +2458,7 @@
     <w:basedOn w:val="DefaultParagraphFont"/>
     <w:uiPriority w:val="32"/>
     <w:qFormat/>
-    <w:rsid w:val="00676D27"/>
+    <w:rsid w:val="004D72AF"/>
     <w:rPr>
       <w:b/>
       <w:bCs/>
@@ -2056,7 +2471,7 @@
     <w:name w:val="Table Grid"/>
     <w:basedOn w:val="TableNormal"/>
     <w:uiPriority w:val="59"/>
-    <w:rsid w:val="00676D27"/>
+    <w:rsid w:val="004D72AF"/>
     <w:pPr>
       <w:spacing w:after="0" w:line="240" w:lineRule="auto"/>
     </w:pPr>
@@ -2070,140 +2485,6 @@
         <w:insideV w:val="single" w:sz="4" w:space="0" w:color="auto"/>
       </w:tblBorders>
     </w:tblPr>
-  </w:style>
-  <w:style w:type="table" w:styleId="ListTable5Dark-Accent1">
-    <w:name w:val="List Table 5 Dark Accent 1"/>
-    <w:basedOn w:val="TableNormal"/>
-    <w:uiPriority w:val="50"/>
-    <w:rsid w:val="00676D27"/>
-    <w:pPr>
-      <w:spacing w:after="0" w:line="240" w:lineRule="auto"/>
-    </w:pPr>
-    <w:rPr>
-      <w:color w:val="FFFFFF" w:themeColor="background1"/>
-    </w:rPr>
-    <w:tblPr>
-      <w:tblStyleRowBandSize w:val="1"/>
-      <w:tblStyleColBandSize w:val="1"/>
-      <w:tblBorders>
-        <w:top w:val="single" w:sz="24" w:space="0" w:color="4F81BD" w:themeColor="accent1"/>
-        <w:left w:val="single" w:sz="24" w:space="0" w:color="4F81BD" w:themeColor="accent1"/>
-        <w:bottom w:val="single" w:sz="24" w:space="0" w:color="4F81BD" w:themeColor="accent1"/>
-        <w:right w:val="single" w:sz="24" w:space="0" w:color="4F81BD" w:themeColor="accent1"/>
-      </w:tblBorders>
-    </w:tblPr>
-    <w:tcPr>
-      <w:shd w:val="clear" w:color="auto" w:fill="4F81BD" w:themeFill="accent1"/>
-    </w:tcPr>
-    <w:tblStylePr w:type="firstRow">
-      <w:rPr>
-        <w:b/>
-        <w:bCs/>
-      </w:rPr>
-      <w:tblPr/>
-      <w:tcPr>
-        <w:tcBorders>
-          <w:bottom w:val="single" w:sz="18" w:space="0" w:color="FFFFFF" w:themeColor="background1"/>
-        </w:tcBorders>
-      </w:tcPr>
-    </w:tblStylePr>
-    <w:tblStylePr w:type="lastRow">
-      <w:rPr>
-        <w:b/>
-        <w:bCs/>
-      </w:rPr>
-      <w:tblPr/>
-      <w:tcPr>
-        <w:tcBorders>
-          <w:top w:val="single" w:sz="4" w:space="0" w:color="FFFFFF" w:themeColor="background1"/>
-        </w:tcBorders>
-      </w:tcPr>
-    </w:tblStylePr>
-    <w:tblStylePr w:type="firstCol">
-      <w:rPr>
-        <w:b/>
-        <w:bCs/>
-      </w:rPr>
-      <w:tblPr/>
-      <w:tcPr>
-        <w:tcBorders>
-          <w:right w:val="single" w:sz="4" w:space="0" w:color="FFFFFF" w:themeColor="background1"/>
-        </w:tcBorders>
-      </w:tcPr>
-    </w:tblStylePr>
-    <w:tblStylePr w:type="lastCol">
-      <w:rPr>
-        <w:b/>
-        <w:bCs/>
-      </w:rPr>
-      <w:tblPr/>
-      <w:tcPr>
-        <w:tcBorders>
-          <w:left w:val="single" w:sz="4" w:space="0" w:color="FFFFFF" w:themeColor="background1"/>
-        </w:tcBorders>
-      </w:tcPr>
-    </w:tblStylePr>
-    <w:tblStylePr w:type="band1Vert">
-      <w:tblPr/>
-      <w:tcPr>
-        <w:tcBorders>
-          <w:left w:val="single" w:sz="4" w:space="0" w:color="FFFFFF" w:themeColor="background1"/>
-          <w:right w:val="single" w:sz="4" w:space="0" w:color="FFFFFF" w:themeColor="background1"/>
-        </w:tcBorders>
-      </w:tcPr>
-    </w:tblStylePr>
-    <w:tblStylePr w:type="band2Vert">
-      <w:tblPr/>
-      <w:tcPr>
-        <w:tcBorders>
-          <w:left w:val="single" w:sz="4" w:space="0" w:color="FFFFFF" w:themeColor="background1"/>
-          <w:right w:val="single" w:sz="4" w:space="0" w:color="FFFFFF" w:themeColor="background1"/>
-        </w:tcBorders>
-      </w:tcPr>
-    </w:tblStylePr>
-    <w:tblStylePr w:type="band1Horz">
-      <w:tblPr/>
-      <w:tcPr>
-        <w:tcBorders>
-          <w:top w:val="single" w:sz="4" w:space="0" w:color="FFFFFF" w:themeColor="background1"/>
-          <w:bottom w:val="single" w:sz="4" w:space="0" w:color="FFFFFF" w:themeColor="background1"/>
-        </w:tcBorders>
-      </w:tcPr>
-    </w:tblStylePr>
-    <w:tblStylePr w:type="neCell">
-      <w:tblPr/>
-      <w:tcPr>
-        <w:tcBorders>
-          <w:left w:val="nil"/>
-        </w:tcBorders>
-      </w:tcPr>
-    </w:tblStylePr>
-    <w:tblStylePr w:type="nwCell">
-      <w:tblPr/>
-      <w:tcPr>
-        <w:tcBorders>
-          <w:right w:val="nil"/>
-        </w:tcBorders>
-      </w:tcPr>
-    </w:tblStylePr>
-    <w:tblStylePr w:type="seCell">
-      <w:tblPr/>
-      <w:tcPr>
-        <w:tcBorders>
-          <w:top w:val="nil"/>
-          <w:left w:val="nil"/>
-        </w:tcBorders>
-      </w:tcPr>
-    </w:tblStylePr>
-    <w:tblStylePr w:type="swCell">
-      <w:tblPr/>
-      <w:tcPr>
-        <w:tcBorders>
-          <w:top w:val="nil"/>
-          <w:right w:val="nil"/>
-        </w:tcBorders>
-      </w:tcPr>
-    </w:tblStylePr>
   </w:style>
 </w:styles>
 </file>
@@ -2491,16 +2772,4 @@
   <a:objectDefaults/>
   <a:extraClrSchemeLst/>
 </a:theme>
-</file>
-
-<file path=customXml/item1.xml><?xml version="1.0" encoding="utf-8"?>
-<b:Sources xmlns:b="http://schemas.openxmlformats.org/officeDocument/2006/bibliography" xmlns="http://schemas.openxmlformats.org/officeDocument/2006/bibliography" SelectedStyle="\APASixthEditionOfficeOnline.xsl" StyleName="APA" Version="6"/>
-</file>
-
-<file path=customXml/itemProps1.xml><?xml version="1.0" encoding="utf-8"?>
-<ds:datastoreItem xmlns:ds="http://schemas.openxmlformats.org/officeDocument/2006/customXml" ds:itemID="{F02828ED-D6C3-4B96-B4F7-78C255CDD85F}">
-  <ds:schemaRefs>
-    <ds:schemaRef ds:uri="http://schemas.openxmlformats.org/officeDocument/2006/bibliography"/>
-  </ds:schemaRefs>
-</ds:datastoreItem>
 </file>